--- a/models/PNRR/Intestata_2026.docx
+++ b/models/PNRR/Intestata_2026.docx
@@ -6,14 +6,12 @@
       <w:pPr>
         <w:spacing w:after="0"/>
       </w:pPr>
+      <w:bookmarkStart w:id="0" w:name="bookmark_body"/>
+      <w:bookmarkEnd w:id="0"/>
     </w:p>
     <w:sectPr>
-      <w:headerReference w:type="even" r:id="rId11"/>
-      <w:headerReference w:type="default" r:id="rId12"/>
-      <w:footerReference w:type="even" r:id="rId13"/>
-      <w:footerReference w:type="default" r:id="rId14"/>
-      <w:headerReference w:type="first" r:id="rId15"/>
-      <w:footerReference w:type="first" r:id="rId16"/>
+      <w:headerReference w:type="default" r:id="rId11"/>
+      <w:footerReference w:type="default" r:id="rId12"/>
       <w:type w:val="continuous"/>
       <w:pgSz w:w="11900" w:h="16840"/>
       <w:pgMar w:top="1843" w:right="1134" w:bottom="284" w:left="1134" w:header="283" w:footer="2268" w:gutter="0"/>
@@ -44,16 +42,6 @@
 </file>
 
 <file path=word/footer1.xml><?xml version="1.0" encoding="utf-8"?>
-<w:ftr xmlns:wpc="http://schemas.microsoft.com/office/word/2010/wordprocessingCanvas" xmlns:cx="http://schemas.microsoft.com/office/drawing/2014/chartex" xmlns:cx1="http://schemas.microsoft.com/office/drawing/2015/9/8/chartex" xmlns:cx2="http://schemas.microsoft.com/office/drawing/2015/10/21/chartex" xmlns:cx3="http://schemas.microsoft.com/office/drawing/2016/5/9/chartex" xmlns:cx4="http://schemas.microsoft.com/office/drawing/2016/5/10/chartex" xmlns:cx5="http://schemas.microsoft.com/office/drawing/2016/5/11/chartex" xmlns:cx6="http://schemas.microsoft.com/office/drawing/2016/5/12/chartex" xmlns:cx7="http://schemas.microsoft.com/office/drawing/2016/5/13/chartex" xmlns:cx8="http://schemas.microsoft.com/office/drawing/2016/5/14/chartex" xmlns:mc="http://schemas.openxmlformats.org/markup-compatibility/2006" xmlns:aink="http://schemas.microsoft.com/office/drawing/2016/ink" xmlns:am3d="http://schemas.microsoft.com/office/drawing/2017/model3d" xmlns:o="urn:schemas-microsoft-com:office:office" xmlns:oel="http://schemas.microsoft.com/office/2019/extlst" xmlns:r="http://schemas.openxmlformats.org/officeDocument/2006/relationships" xmlns:m="http://schemas.openxmlformats.org/officeDocument/2006/math" xmlns:v="urn:schemas-microsoft-com:vml" xmlns:wp14="http://schemas.microsoft.com/office/word/2010/wordprocessingDrawing" xmlns:wp="http://schemas.openxmlformats.org/drawingml/2006/wordprocessingDrawing" xmlns:w10="urn:schemas-microsoft-com:office:word" xmlns:w="http://schemas.openxmlformats.org/wordprocessingml/2006/main" xmlns:w14="http://schemas.microsoft.com/office/word/2010/wordml" xmlns:w15="http://schemas.microsoft.com/office/word/2012/wordml" xmlns:w16cex="http://schemas.microsoft.com/office/word/2018/wordml/cex" xmlns:w16cid="http://schemas.microsoft.com/office/word/2016/wordml/cid" xmlns:w16="http://schemas.microsoft.com/office/word/2018/wordml" xmlns:w16sdtdh="http://schemas.microsoft.com/office/word/2020/wordml/sdtdatahash" xmlns:w16se="http://schemas.microsoft.com/office/word/2015/wordml/symex" xmlns:wpg="http://schemas.microsoft.com/office/word/2010/wordprocessingGroup" xmlns:wpi="http://schemas.microsoft.com/office/word/2010/wordprocessingInk" xmlns:wne="http://schemas.microsoft.com/office/word/2006/wordml" xmlns:wps="http://schemas.microsoft.com/office/word/2010/wordprocessingShape" mc:Ignorable="w14 w15 w16se w16cid w16 w16cex w16sdtdh wp14">
-  <w:p>
-    <w:pPr>
-      <w:pStyle w:val="Pidipagina"/>
-    </w:pPr>
-  </w:p>
-</w:ftr>
-</file>
-
-<file path=word/footer2.xml><?xml version="1.0" encoding="utf-8"?>
 <w:ftr xmlns:wpc="http://schemas.microsoft.com/office/word/2010/wordprocessingCanvas" xmlns:cx="http://schemas.microsoft.com/office/drawing/2014/chartex" xmlns:cx1="http://schemas.microsoft.com/office/drawing/2015/9/8/chartex" xmlns:cx2="http://schemas.microsoft.com/office/drawing/2015/10/21/chartex" xmlns:cx3="http://schemas.microsoft.com/office/drawing/2016/5/9/chartex" xmlns:cx4="http://schemas.microsoft.com/office/drawing/2016/5/10/chartex" xmlns:cx5="http://schemas.microsoft.com/office/drawing/2016/5/11/chartex" xmlns:cx6="http://schemas.microsoft.com/office/drawing/2016/5/12/chartex" xmlns:cx7="http://schemas.microsoft.com/office/drawing/2016/5/13/chartex" xmlns:cx8="http://schemas.microsoft.com/office/drawing/2016/5/14/chartex" xmlns:mc="http://schemas.openxmlformats.org/markup-compatibility/2006" xmlns:aink="http://schemas.microsoft.com/office/drawing/2016/ink" xmlns:am3d="http://schemas.microsoft.com/office/drawing/2017/model3d" xmlns:o="urn:schemas-microsoft-com:office:office" xmlns:oel="http://schemas.microsoft.com/office/2019/extlst" xmlns:r="http://schemas.openxmlformats.org/officeDocument/2006/relationships" xmlns:m="http://schemas.openxmlformats.org/officeDocument/2006/math" xmlns:v="urn:schemas-microsoft-com:vml" xmlns:wp14="http://schemas.microsoft.com/office/word/2010/wordprocessingDrawing" xmlns:wp="http://schemas.openxmlformats.org/drawingml/2006/wordprocessingDrawing" xmlns:w10="urn:schemas-microsoft-com:office:word" xmlns:w="http://schemas.openxmlformats.org/wordprocessingml/2006/main" xmlns:w14="http://schemas.microsoft.com/office/word/2010/wordml" xmlns:w15="http://schemas.microsoft.com/office/word/2012/wordml" xmlns:w16cex="http://schemas.microsoft.com/office/word/2018/wordml/cex" xmlns:w16cid="http://schemas.microsoft.com/office/word/2016/wordml/cid" xmlns:w16="http://schemas.microsoft.com/office/word/2018/wordml" xmlns:w16sdtdh="http://schemas.microsoft.com/office/word/2020/wordml/sdtdatahash" xmlns:w16se="http://schemas.microsoft.com/office/word/2015/wordml/symex" xmlns:wpg="http://schemas.microsoft.com/office/word/2010/wordprocessingGroup" xmlns:wpi="http://schemas.microsoft.com/office/word/2010/wordprocessingInk" xmlns:wne="http://schemas.microsoft.com/office/word/2006/wordml" xmlns:wps="http://schemas.microsoft.com/office/word/2010/wordprocessingShape" mc:Ignorable="w14 w15 w16se w16cid w16 w16cex w16sdtdh wp14">
   <w:tbl>
     <w:tblPr>
@@ -93,14 +81,14 @@
               <w:noProof/>
             </w:rPr>
           </w:pPr>
-          <w:bookmarkStart w:id="0" w:name="bookmark_footers"/>
+          <w:bookmarkStart w:id="1" w:name="bookmark_footers"/>
           <w:r>
             <w:rPr>
               <w:noProof/>
             </w:rPr>
             <w:t>logo</w:t>
           </w:r>
-          <w:bookmarkEnd w:id="0"/>
+          <w:bookmarkEnd w:id="1"/>
         </w:p>
       </w:tc>
       <w:tc>
@@ -458,16 +446,6 @@
 </w:ftr>
 </file>
 
-<file path=word/footer3.xml><?xml version="1.0" encoding="utf-8"?>
-<w:ftr xmlns:wpc="http://schemas.microsoft.com/office/word/2010/wordprocessingCanvas" xmlns:cx="http://schemas.microsoft.com/office/drawing/2014/chartex" xmlns:cx1="http://schemas.microsoft.com/office/drawing/2015/9/8/chartex" xmlns:cx2="http://schemas.microsoft.com/office/drawing/2015/10/21/chartex" xmlns:cx3="http://schemas.microsoft.com/office/drawing/2016/5/9/chartex" xmlns:cx4="http://schemas.microsoft.com/office/drawing/2016/5/10/chartex" xmlns:cx5="http://schemas.microsoft.com/office/drawing/2016/5/11/chartex" xmlns:cx6="http://schemas.microsoft.com/office/drawing/2016/5/12/chartex" xmlns:cx7="http://schemas.microsoft.com/office/drawing/2016/5/13/chartex" xmlns:cx8="http://schemas.microsoft.com/office/drawing/2016/5/14/chartex" xmlns:mc="http://schemas.openxmlformats.org/markup-compatibility/2006" xmlns:aink="http://schemas.microsoft.com/office/drawing/2016/ink" xmlns:am3d="http://schemas.microsoft.com/office/drawing/2017/model3d" xmlns:o="urn:schemas-microsoft-com:office:office" xmlns:oel="http://schemas.microsoft.com/office/2019/extlst" xmlns:r="http://schemas.openxmlformats.org/officeDocument/2006/relationships" xmlns:m="http://schemas.openxmlformats.org/officeDocument/2006/math" xmlns:v="urn:schemas-microsoft-com:vml" xmlns:wp14="http://schemas.microsoft.com/office/word/2010/wordprocessingDrawing" xmlns:wp="http://schemas.openxmlformats.org/drawingml/2006/wordprocessingDrawing" xmlns:w10="urn:schemas-microsoft-com:office:word" xmlns:w="http://schemas.openxmlformats.org/wordprocessingml/2006/main" xmlns:w14="http://schemas.microsoft.com/office/word/2010/wordml" xmlns:w15="http://schemas.microsoft.com/office/word/2012/wordml" xmlns:w16cex="http://schemas.microsoft.com/office/word/2018/wordml/cex" xmlns:w16cid="http://schemas.microsoft.com/office/word/2016/wordml/cid" xmlns:w16="http://schemas.microsoft.com/office/word/2018/wordml" xmlns:w16sdtdh="http://schemas.microsoft.com/office/word/2020/wordml/sdtdatahash" xmlns:w16se="http://schemas.microsoft.com/office/word/2015/wordml/symex" xmlns:wpg="http://schemas.microsoft.com/office/word/2010/wordprocessingGroup" xmlns:wpi="http://schemas.microsoft.com/office/word/2010/wordprocessingInk" xmlns:wne="http://schemas.microsoft.com/office/word/2006/wordml" xmlns:wps="http://schemas.microsoft.com/office/word/2010/wordprocessingShape" mc:Ignorable="w14 w15 w16se w16cid w16 w16cex w16sdtdh wp14">
-  <w:p>
-    <w:pPr>
-      <w:pStyle w:val="Pidipagina"/>
-    </w:pPr>
-  </w:p>
-</w:ftr>
-</file>
-
 <file path=word/footnotes.xml><?xml version="1.0" encoding="utf-8"?>
 <w:footnotes xmlns:wpc="http://schemas.microsoft.com/office/word/2010/wordprocessingCanvas" xmlns:cx="http://schemas.microsoft.com/office/drawing/2014/chartex" xmlns:cx1="http://schemas.microsoft.com/office/drawing/2015/9/8/chartex" xmlns:cx2="http://schemas.microsoft.com/office/drawing/2015/10/21/chartex" xmlns:cx3="http://schemas.microsoft.com/office/drawing/2016/5/9/chartex" xmlns:cx4="http://schemas.microsoft.com/office/drawing/2016/5/10/chartex" xmlns:cx5="http://schemas.microsoft.com/office/drawing/2016/5/11/chartex" xmlns:cx6="http://schemas.microsoft.com/office/drawing/2016/5/12/chartex" xmlns:cx7="http://schemas.microsoft.com/office/drawing/2016/5/13/chartex" xmlns:cx8="http://schemas.microsoft.com/office/drawing/2016/5/14/chartex" xmlns:mc="http://schemas.openxmlformats.org/markup-compatibility/2006" xmlns:aink="http://schemas.microsoft.com/office/drawing/2016/ink" xmlns:am3d="http://schemas.microsoft.com/office/drawing/2017/model3d" xmlns:o="urn:schemas-microsoft-com:office:office" xmlns:oel="http://schemas.microsoft.com/office/2019/extlst" xmlns:r="http://schemas.openxmlformats.org/officeDocument/2006/relationships" xmlns:m="http://schemas.openxmlformats.org/officeDocument/2006/math" xmlns:v="urn:schemas-microsoft-com:vml" xmlns:wp14="http://schemas.microsoft.com/office/word/2010/wordprocessingDrawing" xmlns:wp="http://schemas.openxmlformats.org/drawingml/2006/wordprocessingDrawing" xmlns:w10="urn:schemas-microsoft-com:office:word" xmlns:w="http://schemas.openxmlformats.org/wordprocessingml/2006/main" xmlns:w14="http://schemas.microsoft.com/office/word/2010/wordml" xmlns:w15="http://schemas.microsoft.com/office/word/2012/wordml" xmlns:w16cex="http://schemas.microsoft.com/office/word/2018/wordml/cex" xmlns:w16cid="http://schemas.microsoft.com/office/word/2016/wordml/cid" xmlns:w16="http://schemas.microsoft.com/office/word/2018/wordml" xmlns:w16sdtdh="http://schemas.microsoft.com/office/word/2020/wordml/sdtdatahash" xmlns:w16se="http://schemas.microsoft.com/office/word/2015/wordml/symex" xmlns:wpg="http://schemas.microsoft.com/office/word/2010/wordprocessingGroup" xmlns:wpi="http://schemas.microsoft.com/office/word/2010/wordprocessingInk" xmlns:wne="http://schemas.microsoft.com/office/word/2006/wordml" xmlns:wps="http://schemas.microsoft.com/office/word/2010/wordprocessingShape" mc:Ignorable="w14 w15 w16se w16cid w16 w16cex w16sdtdh wp14">
   <w:footnote w:type="separator" w:id="-1">
@@ -488,16 +466,6 @@
 </file>
 
 <file path=word/header1.xml><?xml version="1.0" encoding="utf-8"?>
-<w:hdr xmlns:wpc="http://schemas.microsoft.com/office/word/2010/wordprocessingCanvas" xmlns:cx="http://schemas.microsoft.com/office/drawing/2014/chartex" xmlns:cx1="http://schemas.microsoft.com/office/drawing/2015/9/8/chartex" xmlns:cx2="http://schemas.microsoft.com/office/drawing/2015/10/21/chartex" xmlns:cx3="http://schemas.microsoft.com/office/drawing/2016/5/9/chartex" xmlns:cx4="http://schemas.microsoft.com/office/drawing/2016/5/10/chartex" xmlns:cx5="http://schemas.microsoft.com/office/drawing/2016/5/11/chartex" xmlns:cx6="http://schemas.microsoft.com/office/drawing/2016/5/12/chartex" xmlns:cx7="http://schemas.microsoft.com/office/drawing/2016/5/13/chartex" xmlns:cx8="http://schemas.microsoft.com/office/drawing/2016/5/14/chartex" xmlns:mc="http://schemas.openxmlformats.org/markup-compatibility/2006" xmlns:aink="http://schemas.microsoft.com/office/drawing/2016/ink" xmlns:am3d="http://schemas.microsoft.com/office/drawing/2017/model3d" xmlns:o="urn:schemas-microsoft-com:office:office" xmlns:oel="http://schemas.microsoft.com/office/2019/extlst" xmlns:r="http://schemas.openxmlformats.org/officeDocument/2006/relationships" xmlns:m="http://schemas.openxmlformats.org/officeDocument/2006/math" xmlns:v="urn:schemas-microsoft-com:vml" xmlns:wp14="http://schemas.microsoft.com/office/word/2010/wordprocessingDrawing" xmlns:wp="http://schemas.openxmlformats.org/drawingml/2006/wordprocessingDrawing" xmlns:w10="urn:schemas-microsoft-com:office:word" xmlns:w="http://schemas.openxmlformats.org/wordprocessingml/2006/main" xmlns:w14="http://schemas.microsoft.com/office/word/2010/wordml" xmlns:w15="http://schemas.microsoft.com/office/word/2012/wordml" xmlns:w16cex="http://schemas.microsoft.com/office/word/2018/wordml/cex" xmlns:w16cid="http://schemas.microsoft.com/office/word/2016/wordml/cid" xmlns:w16="http://schemas.microsoft.com/office/word/2018/wordml" xmlns:w16sdtdh="http://schemas.microsoft.com/office/word/2020/wordml/sdtdatahash" xmlns:w16se="http://schemas.microsoft.com/office/word/2015/wordml/symex" xmlns:wpg="http://schemas.microsoft.com/office/word/2010/wordprocessingGroup" xmlns:wpi="http://schemas.microsoft.com/office/word/2010/wordprocessingInk" xmlns:wne="http://schemas.microsoft.com/office/word/2006/wordml" xmlns:wps="http://schemas.microsoft.com/office/word/2010/wordprocessingShape" mc:Ignorable="w14 w15 w16se w16cid w16 w16cex w16sdtdh wp14">
-  <w:p>
-    <w:pPr>
-      <w:pStyle w:val="Intestazione"/>
-    </w:pPr>
-  </w:p>
-</w:hdr>
-</file>
-
-<file path=word/header2.xml><?xml version="1.0" encoding="utf-8"?>
 <w:hdr xmlns:wpc="http://schemas.microsoft.com/office/word/2010/wordprocessingCanvas" xmlns:cx="http://schemas.microsoft.com/office/drawing/2014/chartex" xmlns:cx1="http://schemas.microsoft.com/office/drawing/2015/9/8/chartex" xmlns:cx2="http://schemas.microsoft.com/office/drawing/2015/10/21/chartex" xmlns:cx3="http://schemas.microsoft.com/office/drawing/2016/5/9/chartex" xmlns:cx4="http://schemas.microsoft.com/office/drawing/2016/5/10/chartex" xmlns:cx5="http://schemas.microsoft.com/office/drawing/2016/5/11/chartex" xmlns:cx6="http://schemas.microsoft.com/office/drawing/2016/5/12/chartex" xmlns:cx7="http://schemas.microsoft.com/office/drawing/2016/5/13/chartex" xmlns:cx8="http://schemas.microsoft.com/office/drawing/2016/5/14/chartex" xmlns:mc="http://schemas.openxmlformats.org/markup-compatibility/2006" xmlns:aink="http://schemas.microsoft.com/office/drawing/2016/ink" xmlns:am3d="http://schemas.microsoft.com/office/drawing/2017/model3d" xmlns:o="urn:schemas-microsoft-com:office:office" xmlns:oel="http://schemas.microsoft.com/office/2019/extlst" xmlns:r="http://schemas.openxmlformats.org/officeDocument/2006/relationships" xmlns:m="http://schemas.openxmlformats.org/officeDocument/2006/math" xmlns:v="urn:schemas-microsoft-com:vml" xmlns:wp14="http://schemas.microsoft.com/office/word/2010/wordprocessingDrawing" xmlns:wp="http://schemas.openxmlformats.org/drawingml/2006/wordprocessingDrawing" xmlns:w10="urn:schemas-microsoft-com:office:word" xmlns:w="http://schemas.openxmlformats.org/wordprocessingml/2006/main" xmlns:w14="http://schemas.microsoft.com/office/word/2010/wordml" xmlns:w15="http://schemas.microsoft.com/office/word/2012/wordml" xmlns:w16cex="http://schemas.microsoft.com/office/word/2018/wordml/cex" xmlns:w16cid="http://schemas.microsoft.com/office/word/2016/wordml/cid" xmlns:w16="http://schemas.microsoft.com/office/word/2018/wordml" xmlns:w16sdtdh="http://schemas.microsoft.com/office/word/2020/wordml/sdtdatahash" xmlns:w16se="http://schemas.microsoft.com/office/word/2015/wordml/symex" xmlns:wpg="http://schemas.microsoft.com/office/word/2010/wordprocessingGroup" xmlns:wpi="http://schemas.microsoft.com/office/word/2010/wordprocessingInk" xmlns:wne="http://schemas.microsoft.com/office/word/2006/wordml" xmlns:wps="http://schemas.microsoft.com/office/word/2010/wordprocessingShape" mc:Ignorable="w14 w15 w16se w16cid w16 w16cex w16sdtdh wp14">
   <w:p>
     <w:pPr>
@@ -573,16 +541,6 @@
   </w:p>
   <w:p/>
   <w:p/>
-</w:hdr>
-</file>
-
-<file path=word/header3.xml><?xml version="1.0" encoding="utf-8"?>
-<w:hdr xmlns:wpc="http://schemas.microsoft.com/office/word/2010/wordprocessingCanvas" xmlns:cx="http://schemas.microsoft.com/office/drawing/2014/chartex" xmlns:cx1="http://schemas.microsoft.com/office/drawing/2015/9/8/chartex" xmlns:cx2="http://schemas.microsoft.com/office/drawing/2015/10/21/chartex" xmlns:cx3="http://schemas.microsoft.com/office/drawing/2016/5/9/chartex" xmlns:cx4="http://schemas.microsoft.com/office/drawing/2016/5/10/chartex" xmlns:cx5="http://schemas.microsoft.com/office/drawing/2016/5/11/chartex" xmlns:cx6="http://schemas.microsoft.com/office/drawing/2016/5/12/chartex" xmlns:cx7="http://schemas.microsoft.com/office/drawing/2016/5/13/chartex" xmlns:cx8="http://schemas.microsoft.com/office/drawing/2016/5/14/chartex" xmlns:mc="http://schemas.openxmlformats.org/markup-compatibility/2006" xmlns:aink="http://schemas.microsoft.com/office/drawing/2016/ink" xmlns:am3d="http://schemas.microsoft.com/office/drawing/2017/model3d" xmlns:o="urn:schemas-microsoft-com:office:office" xmlns:oel="http://schemas.microsoft.com/office/2019/extlst" xmlns:r="http://schemas.openxmlformats.org/officeDocument/2006/relationships" xmlns:m="http://schemas.openxmlformats.org/officeDocument/2006/math" xmlns:v="urn:schemas-microsoft-com:vml" xmlns:wp14="http://schemas.microsoft.com/office/word/2010/wordprocessingDrawing" xmlns:wp="http://schemas.openxmlformats.org/drawingml/2006/wordprocessingDrawing" xmlns:w10="urn:schemas-microsoft-com:office:word" xmlns:w="http://schemas.openxmlformats.org/wordprocessingml/2006/main" xmlns:w14="http://schemas.microsoft.com/office/word/2010/wordml" xmlns:w15="http://schemas.microsoft.com/office/word/2012/wordml" xmlns:w16cex="http://schemas.microsoft.com/office/word/2018/wordml/cex" xmlns:w16cid="http://schemas.microsoft.com/office/word/2016/wordml/cid" xmlns:w16="http://schemas.microsoft.com/office/word/2018/wordml" xmlns:w16sdtdh="http://schemas.microsoft.com/office/word/2020/wordml/sdtdatahash" xmlns:w16se="http://schemas.microsoft.com/office/word/2015/wordml/symex" xmlns:wpg="http://schemas.microsoft.com/office/word/2010/wordprocessingGroup" xmlns:wpi="http://schemas.microsoft.com/office/word/2010/wordprocessingInk" xmlns:wne="http://schemas.microsoft.com/office/word/2006/wordml" xmlns:wps="http://schemas.microsoft.com/office/word/2010/wordprocessingShape" mc:Ignorable="w14 w15 w16se w16cid w16 w16cex w16sdtdh wp14">
-  <w:p>
-    <w:pPr>
-      <w:pStyle w:val="Intestazione"/>
-    </w:pPr>
-  </w:p>
 </w:hdr>
 </file>
 
@@ -5321,6 +5279,10 @@
 </file>
 
 <file path=customXml/item1.xml><?xml version="1.0" encoding="utf-8"?>
+<b:Sources xmlns:b="http://schemas.openxmlformats.org/officeDocument/2006/bibliography" xmlns="http://schemas.openxmlformats.org/officeDocument/2006/bibliography" SelectedStyle="\APASixthEditionOfficeOnline.xsl" StyleName="APA" Version="6"/>
+</file>
+
+<file path=customXml/item2.xml><?xml version="1.0" encoding="utf-8"?>
 <?mso-contentType ?>
 <FormTemplates xmlns="http://schemas.microsoft.com/sharepoint/v3/contenttype/forms">
   <Display>DocumentLibraryForm</Display>
@@ -5329,17 +5291,7 @@
 </FormTemplates>
 </file>
 
-<file path=customXml/item2.xml><?xml version="1.0" encoding="utf-8"?>
-<b:Sources xmlns:b="http://schemas.openxmlformats.org/officeDocument/2006/bibliography" xmlns="http://schemas.openxmlformats.org/officeDocument/2006/bibliography" SelectedStyle="\APASixthEditionOfficeOnline.xsl" StyleName="APA" Version="6"/>
-</file>
-
 <file path=customXml/item3.xml><?xml version="1.0" encoding="utf-8"?>
-<p:properties xmlns:p="http://schemas.microsoft.com/office/2006/metadata/properties" xmlns:xsi="http://www.w3.org/2001/XMLSchema-instance" xmlns:pc="http://schemas.microsoft.com/office/infopath/2007/PartnerControls">
-  <documentManagement/>
-</p:properties>
-</file>
-
-<file path=customXml/item4.xml><?xml version="1.0" encoding="utf-8"?>
 <ct:contentTypeSchema xmlns:ct="http://schemas.microsoft.com/office/2006/metadata/contentType" xmlns:ma="http://schemas.microsoft.com/office/2006/metadata/properties/metaAttributes" ct:_="" ma:_="" ma:contentTypeName="Documento" ma:contentTypeID="0x01010051834B6C37FF2845B0A4C56940BECE9B" ma:contentTypeVersion="5" ma:contentTypeDescription="Creare un nuovo documento." ma:contentTypeScope="" ma:versionID="effab9cc1f57b3177c50b32270be8a4a">
   <xsd:schema xmlns:xsd="http://www.w3.org/2001/XMLSchema" xmlns:xs="http://www.w3.org/2001/XMLSchema" xmlns:p="http://schemas.microsoft.com/office/2006/metadata/properties" xmlns:ns2="40e358bb-7da9-47a1-a3fe-3789a503302b" xmlns:ns3="eaa38b9f-64d0-4f79-9204-e3d55ae369ec" targetNamespace="http://schemas.microsoft.com/office/2006/metadata/properties" ma:root="true" ma:fieldsID="3b589c657c020184d2a8d81b920a41cf" ns2:_="" ns3:_="">
     <xsd:import namespace="40e358bb-7da9-47a1-a3fe-3789a503302b"/>
@@ -5510,7 +5462,21 @@
 </ct:contentTypeSchema>
 </file>
 
+<file path=customXml/item4.xml><?xml version="1.0" encoding="utf-8"?>
+<p:properties xmlns:p="http://schemas.microsoft.com/office/2006/metadata/properties" xmlns:xsi="http://www.w3.org/2001/XMLSchema-instance" xmlns:pc="http://schemas.microsoft.com/office/infopath/2007/PartnerControls">
+  <documentManagement/>
+</p:properties>
+</file>
+
 <file path=customXml/itemProps1.xml><?xml version="1.0" encoding="utf-8"?>
+<ds:datastoreItem xmlns:ds="http://schemas.openxmlformats.org/officeDocument/2006/customXml" ds:itemID="{682624CC-0428-4C2E-9587-431A3FCA7AB2}">
+  <ds:schemaRefs>
+    <ds:schemaRef ds:uri="http://schemas.openxmlformats.org/officeDocument/2006/bibliography"/>
+  </ds:schemaRefs>
+</ds:datastoreItem>
+</file>
+
+<file path=customXml/itemProps2.xml><?xml version="1.0" encoding="utf-8"?>
 <ds:datastoreItem xmlns:ds="http://schemas.openxmlformats.org/officeDocument/2006/customXml" ds:itemID="{54FB76EF-96BB-4AD6-B133-E904729D3ABC}">
   <ds:schemaRefs>
     <ds:schemaRef ds:uri="http://schemas.microsoft.com/sharepoint/v3/contenttype/forms"/>
@@ -5518,24 +5484,7 @@
 </ds:datastoreItem>
 </file>
 
-<file path=customXml/itemProps2.xml><?xml version="1.0" encoding="utf-8"?>
-<ds:datastoreItem xmlns:ds="http://schemas.openxmlformats.org/officeDocument/2006/customXml" ds:itemID="{682624CC-0428-4C2E-9587-431A3FCA7AB2}">
-  <ds:schemaRefs>
-    <ds:schemaRef ds:uri="http://schemas.openxmlformats.org/officeDocument/2006/bibliography"/>
-  </ds:schemaRefs>
-</ds:datastoreItem>
-</file>
-
 <file path=customXml/itemProps3.xml><?xml version="1.0" encoding="utf-8"?>
-<ds:datastoreItem xmlns:ds="http://schemas.openxmlformats.org/officeDocument/2006/customXml" ds:itemID="{A805E57F-5E18-47DA-A720-180778A9F404}">
-  <ds:schemaRefs>
-    <ds:schemaRef ds:uri="http://schemas.microsoft.com/office/2006/metadata/properties"/>
-    <ds:schemaRef ds:uri="http://schemas.microsoft.com/office/infopath/2007/PartnerControls"/>
-  </ds:schemaRefs>
-</ds:datastoreItem>
-</file>
-
-<file path=customXml/itemProps4.xml><?xml version="1.0" encoding="utf-8"?>
 <ds:datastoreItem xmlns:ds="http://schemas.openxmlformats.org/officeDocument/2006/customXml" ds:itemID="{515AAC3D-FF62-4699-97BC-B9254953B640}">
   <ds:schemaRefs>
     <ds:schemaRef ds:uri="http://schemas.microsoft.com/office/2006/metadata/contentType"/>
@@ -5552,4 +5501,13 @@
     <ds:schemaRef ds:uri="http://schemas.microsoft.com/internal/obd"/>
   </ds:schemaRefs>
 </ds:datastoreItem>
+</file>
+
+<file path=customXml/itemProps4.xml><?xml version="1.0" encoding="utf-8"?>
+<ds:datastoreItem xmlns:ds="http://schemas.openxmlformats.org/officeDocument/2006/customXml" ds:itemID="{A805E57F-5E18-47DA-A720-180778A9F404}">
+  <ds:schemaRefs>
+    <ds:schemaRef ds:uri="http://schemas.microsoft.com/office/2006/metadata/properties"/>
+    <ds:schemaRef ds:uri="http://schemas.microsoft.com/office/infopath/2007/PartnerControls"/>
+  </ds:schemaRefs>
+</ds:datastoreItem>
 </file>
--- a/models/PNRR/Intestata_2026.docx
+++ b/models/PNRR/Intestata_2026.docx
@@ -6,12 +6,14 @@
       <w:pPr>
         <w:spacing w:after="0"/>
       </w:pPr>
-      <w:bookmarkStart w:id="0" w:name="bookmark_body"/>
-      <w:bookmarkEnd w:id="0"/>
     </w:p>
     <w:sectPr>
-      <w:headerReference w:type="default" r:id="rId11"/>
-      <w:footerReference w:type="default" r:id="rId12"/>
+      <w:headerReference w:type="even" r:id="rId11"/>
+      <w:headerReference w:type="default" r:id="rId12"/>
+      <w:footerReference w:type="even" r:id="rId13"/>
+      <w:footerReference w:type="default" r:id="rId14"/>
+      <w:headerReference w:type="first" r:id="rId15"/>
+      <w:footerReference w:type="first" r:id="rId16"/>
       <w:type w:val="continuous"/>
       <w:pgSz w:w="11900" w:h="16840"/>
       <w:pgMar w:top="1843" w:right="1134" w:bottom="284" w:left="1134" w:header="283" w:footer="2268" w:gutter="0"/>
@@ -42,6 +44,16 @@
 </file>
 
 <file path=word/footer1.xml><?xml version="1.0" encoding="utf-8"?>
+<w:ftr xmlns:wpc="http://schemas.microsoft.com/office/word/2010/wordprocessingCanvas" xmlns:cx="http://schemas.microsoft.com/office/drawing/2014/chartex" xmlns:cx1="http://schemas.microsoft.com/office/drawing/2015/9/8/chartex" xmlns:cx2="http://schemas.microsoft.com/office/drawing/2015/10/21/chartex" xmlns:cx3="http://schemas.microsoft.com/office/drawing/2016/5/9/chartex" xmlns:cx4="http://schemas.microsoft.com/office/drawing/2016/5/10/chartex" xmlns:cx5="http://schemas.microsoft.com/office/drawing/2016/5/11/chartex" xmlns:cx6="http://schemas.microsoft.com/office/drawing/2016/5/12/chartex" xmlns:cx7="http://schemas.microsoft.com/office/drawing/2016/5/13/chartex" xmlns:cx8="http://schemas.microsoft.com/office/drawing/2016/5/14/chartex" xmlns:mc="http://schemas.openxmlformats.org/markup-compatibility/2006" xmlns:aink="http://schemas.microsoft.com/office/drawing/2016/ink" xmlns:am3d="http://schemas.microsoft.com/office/drawing/2017/model3d" xmlns:o="urn:schemas-microsoft-com:office:office" xmlns:oel="http://schemas.microsoft.com/office/2019/extlst" xmlns:r="http://schemas.openxmlformats.org/officeDocument/2006/relationships" xmlns:m="http://schemas.openxmlformats.org/officeDocument/2006/math" xmlns:v="urn:schemas-microsoft-com:vml" xmlns:wp14="http://schemas.microsoft.com/office/word/2010/wordprocessingDrawing" xmlns:wp="http://schemas.openxmlformats.org/drawingml/2006/wordprocessingDrawing" xmlns:w10="urn:schemas-microsoft-com:office:word" xmlns:w="http://schemas.openxmlformats.org/wordprocessingml/2006/main" xmlns:w14="http://schemas.microsoft.com/office/word/2010/wordml" xmlns:w15="http://schemas.microsoft.com/office/word/2012/wordml" xmlns:w16cex="http://schemas.microsoft.com/office/word/2018/wordml/cex" xmlns:w16cid="http://schemas.microsoft.com/office/word/2016/wordml/cid" xmlns:w16="http://schemas.microsoft.com/office/word/2018/wordml" xmlns:w16sdtdh="http://schemas.microsoft.com/office/word/2020/wordml/sdtdatahash" xmlns:w16se="http://schemas.microsoft.com/office/word/2015/wordml/symex" xmlns:wpg="http://schemas.microsoft.com/office/word/2010/wordprocessingGroup" xmlns:wpi="http://schemas.microsoft.com/office/word/2010/wordprocessingInk" xmlns:wne="http://schemas.microsoft.com/office/word/2006/wordml" xmlns:wps="http://schemas.microsoft.com/office/word/2010/wordprocessingShape" mc:Ignorable="w14 w15 w16se w16cid w16 w16cex w16sdtdh wp14">
+  <w:p>
+    <w:pPr>
+      <w:pStyle w:val="Pidipagina"/>
+    </w:pPr>
+  </w:p>
+</w:ftr>
+</file>
+
+<file path=word/footer2.xml><?xml version="1.0" encoding="utf-8"?>
 <w:ftr xmlns:wpc="http://schemas.microsoft.com/office/word/2010/wordprocessingCanvas" xmlns:cx="http://schemas.microsoft.com/office/drawing/2014/chartex" xmlns:cx1="http://schemas.microsoft.com/office/drawing/2015/9/8/chartex" xmlns:cx2="http://schemas.microsoft.com/office/drawing/2015/10/21/chartex" xmlns:cx3="http://schemas.microsoft.com/office/drawing/2016/5/9/chartex" xmlns:cx4="http://schemas.microsoft.com/office/drawing/2016/5/10/chartex" xmlns:cx5="http://schemas.microsoft.com/office/drawing/2016/5/11/chartex" xmlns:cx6="http://schemas.microsoft.com/office/drawing/2016/5/12/chartex" xmlns:cx7="http://schemas.microsoft.com/office/drawing/2016/5/13/chartex" xmlns:cx8="http://schemas.microsoft.com/office/drawing/2016/5/14/chartex" xmlns:mc="http://schemas.openxmlformats.org/markup-compatibility/2006" xmlns:aink="http://schemas.microsoft.com/office/drawing/2016/ink" xmlns:am3d="http://schemas.microsoft.com/office/drawing/2017/model3d" xmlns:o="urn:schemas-microsoft-com:office:office" xmlns:oel="http://schemas.microsoft.com/office/2019/extlst" xmlns:r="http://schemas.openxmlformats.org/officeDocument/2006/relationships" xmlns:m="http://schemas.openxmlformats.org/officeDocument/2006/math" xmlns:v="urn:schemas-microsoft-com:vml" xmlns:wp14="http://schemas.microsoft.com/office/word/2010/wordprocessingDrawing" xmlns:wp="http://schemas.openxmlformats.org/drawingml/2006/wordprocessingDrawing" xmlns:w10="urn:schemas-microsoft-com:office:word" xmlns:w="http://schemas.openxmlformats.org/wordprocessingml/2006/main" xmlns:w14="http://schemas.microsoft.com/office/word/2010/wordml" xmlns:w15="http://schemas.microsoft.com/office/word/2012/wordml" xmlns:w16cex="http://schemas.microsoft.com/office/word/2018/wordml/cex" xmlns:w16cid="http://schemas.microsoft.com/office/word/2016/wordml/cid" xmlns:w16="http://schemas.microsoft.com/office/word/2018/wordml" xmlns:w16sdtdh="http://schemas.microsoft.com/office/word/2020/wordml/sdtdatahash" xmlns:w16se="http://schemas.microsoft.com/office/word/2015/wordml/symex" xmlns:wpg="http://schemas.microsoft.com/office/word/2010/wordprocessingGroup" xmlns:wpi="http://schemas.microsoft.com/office/word/2010/wordprocessingInk" xmlns:wne="http://schemas.microsoft.com/office/word/2006/wordml" xmlns:wps="http://schemas.microsoft.com/office/word/2010/wordprocessingShape" mc:Ignorable="w14 w15 w16se w16cid w16 w16cex w16sdtdh wp14">
   <w:tbl>
     <w:tblPr>
@@ -81,14 +93,14 @@
               <w:noProof/>
             </w:rPr>
           </w:pPr>
-          <w:bookmarkStart w:id="1" w:name="bookmark_footers"/>
+          <w:bookmarkStart w:id="0" w:name="bookmark_footers"/>
           <w:r>
             <w:rPr>
               <w:noProof/>
             </w:rPr>
             <w:t>logo</w:t>
           </w:r>
-          <w:bookmarkEnd w:id="1"/>
+          <w:bookmarkEnd w:id="0"/>
         </w:p>
       </w:tc>
       <w:tc>
@@ -290,7 +302,6 @@
             </w:rPr>
             <w:t xml:space="preserve">ede </w:t>
           </w:r>
-          <w:proofErr w:type="gramStart"/>
           <w:r>
             <w:rPr>
               <w:b/>
@@ -307,11 +318,10 @@
             <w:t>)</w:t>
           </w:r>
           <w:r>
-            <w:t>–</w:t>
+            <w:t xml:space="preserve"> </w:t>
           </w:r>
-          <w:proofErr w:type="gramEnd"/>
           <w:r>
-            <w:t xml:space="preserve"> Strada delle Cacce, 73 – 10135 Torino, Tel. + 39 0113977911</w:t>
+            <w:t>– Strada delle Cacce, 73 – 10135 Torino, Tel. + 39 0113977911</w:t>
           </w:r>
         </w:p>
         <w:p>
@@ -446,6 +456,16 @@
 </w:ftr>
 </file>
 
+<file path=word/footer3.xml><?xml version="1.0" encoding="utf-8"?>
+<w:ftr xmlns:wpc="http://schemas.microsoft.com/office/word/2010/wordprocessingCanvas" xmlns:cx="http://schemas.microsoft.com/office/drawing/2014/chartex" xmlns:cx1="http://schemas.microsoft.com/office/drawing/2015/9/8/chartex" xmlns:cx2="http://schemas.microsoft.com/office/drawing/2015/10/21/chartex" xmlns:cx3="http://schemas.microsoft.com/office/drawing/2016/5/9/chartex" xmlns:cx4="http://schemas.microsoft.com/office/drawing/2016/5/10/chartex" xmlns:cx5="http://schemas.microsoft.com/office/drawing/2016/5/11/chartex" xmlns:cx6="http://schemas.microsoft.com/office/drawing/2016/5/12/chartex" xmlns:cx7="http://schemas.microsoft.com/office/drawing/2016/5/13/chartex" xmlns:cx8="http://schemas.microsoft.com/office/drawing/2016/5/14/chartex" xmlns:mc="http://schemas.openxmlformats.org/markup-compatibility/2006" xmlns:aink="http://schemas.microsoft.com/office/drawing/2016/ink" xmlns:am3d="http://schemas.microsoft.com/office/drawing/2017/model3d" xmlns:o="urn:schemas-microsoft-com:office:office" xmlns:oel="http://schemas.microsoft.com/office/2019/extlst" xmlns:r="http://schemas.openxmlformats.org/officeDocument/2006/relationships" xmlns:m="http://schemas.openxmlformats.org/officeDocument/2006/math" xmlns:v="urn:schemas-microsoft-com:vml" xmlns:wp14="http://schemas.microsoft.com/office/word/2010/wordprocessingDrawing" xmlns:wp="http://schemas.openxmlformats.org/drawingml/2006/wordprocessingDrawing" xmlns:w10="urn:schemas-microsoft-com:office:word" xmlns:w="http://schemas.openxmlformats.org/wordprocessingml/2006/main" xmlns:w14="http://schemas.microsoft.com/office/word/2010/wordml" xmlns:w15="http://schemas.microsoft.com/office/word/2012/wordml" xmlns:w16cex="http://schemas.microsoft.com/office/word/2018/wordml/cex" xmlns:w16cid="http://schemas.microsoft.com/office/word/2016/wordml/cid" xmlns:w16="http://schemas.microsoft.com/office/word/2018/wordml" xmlns:w16sdtdh="http://schemas.microsoft.com/office/word/2020/wordml/sdtdatahash" xmlns:w16se="http://schemas.microsoft.com/office/word/2015/wordml/symex" xmlns:wpg="http://schemas.microsoft.com/office/word/2010/wordprocessingGroup" xmlns:wpi="http://schemas.microsoft.com/office/word/2010/wordprocessingInk" xmlns:wne="http://schemas.microsoft.com/office/word/2006/wordml" xmlns:wps="http://schemas.microsoft.com/office/word/2010/wordprocessingShape" mc:Ignorable="w14 w15 w16se w16cid w16 w16cex w16sdtdh wp14">
+  <w:p>
+    <w:pPr>
+      <w:pStyle w:val="Pidipagina"/>
+    </w:pPr>
+  </w:p>
+</w:ftr>
+</file>
+
 <file path=word/footnotes.xml><?xml version="1.0" encoding="utf-8"?>
 <w:footnotes xmlns:wpc="http://schemas.microsoft.com/office/word/2010/wordprocessingCanvas" xmlns:cx="http://schemas.microsoft.com/office/drawing/2014/chartex" xmlns:cx1="http://schemas.microsoft.com/office/drawing/2015/9/8/chartex" xmlns:cx2="http://schemas.microsoft.com/office/drawing/2015/10/21/chartex" xmlns:cx3="http://schemas.microsoft.com/office/drawing/2016/5/9/chartex" xmlns:cx4="http://schemas.microsoft.com/office/drawing/2016/5/10/chartex" xmlns:cx5="http://schemas.microsoft.com/office/drawing/2016/5/11/chartex" xmlns:cx6="http://schemas.microsoft.com/office/drawing/2016/5/12/chartex" xmlns:cx7="http://schemas.microsoft.com/office/drawing/2016/5/13/chartex" xmlns:cx8="http://schemas.microsoft.com/office/drawing/2016/5/14/chartex" xmlns:mc="http://schemas.openxmlformats.org/markup-compatibility/2006" xmlns:aink="http://schemas.microsoft.com/office/drawing/2016/ink" xmlns:am3d="http://schemas.microsoft.com/office/drawing/2017/model3d" xmlns:o="urn:schemas-microsoft-com:office:office" xmlns:oel="http://schemas.microsoft.com/office/2019/extlst" xmlns:r="http://schemas.openxmlformats.org/officeDocument/2006/relationships" xmlns:m="http://schemas.openxmlformats.org/officeDocument/2006/math" xmlns:v="urn:schemas-microsoft-com:vml" xmlns:wp14="http://schemas.microsoft.com/office/word/2010/wordprocessingDrawing" xmlns:wp="http://schemas.openxmlformats.org/drawingml/2006/wordprocessingDrawing" xmlns:w10="urn:schemas-microsoft-com:office:word" xmlns:w="http://schemas.openxmlformats.org/wordprocessingml/2006/main" xmlns:w14="http://schemas.microsoft.com/office/word/2010/wordml" xmlns:w15="http://schemas.microsoft.com/office/word/2012/wordml" xmlns:w16cex="http://schemas.microsoft.com/office/word/2018/wordml/cex" xmlns:w16cid="http://schemas.microsoft.com/office/word/2016/wordml/cid" xmlns:w16="http://schemas.microsoft.com/office/word/2018/wordml" xmlns:w16sdtdh="http://schemas.microsoft.com/office/word/2020/wordml/sdtdatahash" xmlns:w16se="http://schemas.microsoft.com/office/word/2015/wordml/symex" xmlns:wpg="http://schemas.microsoft.com/office/word/2010/wordprocessingGroup" xmlns:wpi="http://schemas.microsoft.com/office/word/2010/wordprocessingInk" xmlns:wne="http://schemas.microsoft.com/office/word/2006/wordml" xmlns:wps="http://schemas.microsoft.com/office/word/2010/wordprocessingShape" mc:Ignorable="w14 w15 w16se w16cid w16 w16cex w16sdtdh wp14">
   <w:footnote w:type="separator" w:id="-1">
@@ -466,6 +486,16 @@
 </file>
 
 <file path=word/header1.xml><?xml version="1.0" encoding="utf-8"?>
+<w:hdr xmlns:wpc="http://schemas.microsoft.com/office/word/2010/wordprocessingCanvas" xmlns:cx="http://schemas.microsoft.com/office/drawing/2014/chartex" xmlns:cx1="http://schemas.microsoft.com/office/drawing/2015/9/8/chartex" xmlns:cx2="http://schemas.microsoft.com/office/drawing/2015/10/21/chartex" xmlns:cx3="http://schemas.microsoft.com/office/drawing/2016/5/9/chartex" xmlns:cx4="http://schemas.microsoft.com/office/drawing/2016/5/10/chartex" xmlns:cx5="http://schemas.microsoft.com/office/drawing/2016/5/11/chartex" xmlns:cx6="http://schemas.microsoft.com/office/drawing/2016/5/12/chartex" xmlns:cx7="http://schemas.microsoft.com/office/drawing/2016/5/13/chartex" xmlns:cx8="http://schemas.microsoft.com/office/drawing/2016/5/14/chartex" xmlns:mc="http://schemas.openxmlformats.org/markup-compatibility/2006" xmlns:aink="http://schemas.microsoft.com/office/drawing/2016/ink" xmlns:am3d="http://schemas.microsoft.com/office/drawing/2017/model3d" xmlns:o="urn:schemas-microsoft-com:office:office" xmlns:oel="http://schemas.microsoft.com/office/2019/extlst" xmlns:r="http://schemas.openxmlformats.org/officeDocument/2006/relationships" xmlns:m="http://schemas.openxmlformats.org/officeDocument/2006/math" xmlns:v="urn:schemas-microsoft-com:vml" xmlns:wp14="http://schemas.microsoft.com/office/word/2010/wordprocessingDrawing" xmlns:wp="http://schemas.openxmlformats.org/drawingml/2006/wordprocessingDrawing" xmlns:w10="urn:schemas-microsoft-com:office:word" xmlns:w="http://schemas.openxmlformats.org/wordprocessingml/2006/main" xmlns:w14="http://schemas.microsoft.com/office/word/2010/wordml" xmlns:w15="http://schemas.microsoft.com/office/word/2012/wordml" xmlns:w16cex="http://schemas.microsoft.com/office/word/2018/wordml/cex" xmlns:w16cid="http://schemas.microsoft.com/office/word/2016/wordml/cid" xmlns:w16="http://schemas.microsoft.com/office/word/2018/wordml" xmlns:w16sdtdh="http://schemas.microsoft.com/office/word/2020/wordml/sdtdatahash" xmlns:w16se="http://schemas.microsoft.com/office/word/2015/wordml/symex" xmlns:wpg="http://schemas.microsoft.com/office/word/2010/wordprocessingGroup" xmlns:wpi="http://schemas.microsoft.com/office/word/2010/wordprocessingInk" xmlns:wne="http://schemas.microsoft.com/office/word/2006/wordml" xmlns:wps="http://schemas.microsoft.com/office/word/2010/wordprocessingShape" mc:Ignorable="w14 w15 w16se w16cid w16 w16cex w16sdtdh wp14">
+  <w:p>
+    <w:pPr>
+      <w:pStyle w:val="Intestazione"/>
+    </w:pPr>
+  </w:p>
+</w:hdr>
+</file>
+
+<file path=word/header2.xml><?xml version="1.0" encoding="utf-8"?>
 <w:hdr xmlns:wpc="http://schemas.microsoft.com/office/word/2010/wordprocessingCanvas" xmlns:cx="http://schemas.microsoft.com/office/drawing/2014/chartex" xmlns:cx1="http://schemas.microsoft.com/office/drawing/2015/9/8/chartex" xmlns:cx2="http://schemas.microsoft.com/office/drawing/2015/10/21/chartex" xmlns:cx3="http://schemas.microsoft.com/office/drawing/2016/5/9/chartex" xmlns:cx4="http://schemas.microsoft.com/office/drawing/2016/5/10/chartex" xmlns:cx5="http://schemas.microsoft.com/office/drawing/2016/5/11/chartex" xmlns:cx6="http://schemas.microsoft.com/office/drawing/2016/5/12/chartex" xmlns:cx7="http://schemas.microsoft.com/office/drawing/2016/5/13/chartex" xmlns:cx8="http://schemas.microsoft.com/office/drawing/2016/5/14/chartex" xmlns:mc="http://schemas.openxmlformats.org/markup-compatibility/2006" xmlns:aink="http://schemas.microsoft.com/office/drawing/2016/ink" xmlns:am3d="http://schemas.microsoft.com/office/drawing/2017/model3d" xmlns:o="urn:schemas-microsoft-com:office:office" xmlns:oel="http://schemas.microsoft.com/office/2019/extlst" xmlns:r="http://schemas.openxmlformats.org/officeDocument/2006/relationships" xmlns:m="http://schemas.openxmlformats.org/officeDocument/2006/math" xmlns:v="urn:schemas-microsoft-com:vml" xmlns:wp14="http://schemas.microsoft.com/office/word/2010/wordprocessingDrawing" xmlns:wp="http://schemas.openxmlformats.org/drawingml/2006/wordprocessingDrawing" xmlns:w10="urn:schemas-microsoft-com:office:word" xmlns:w="http://schemas.openxmlformats.org/wordprocessingml/2006/main" xmlns:w14="http://schemas.microsoft.com/office/word/2010/wordml" xmlns:w15="http://schemas.microsoft.com/office/word/2012/wordml" xmlns:w16cex="http://schemas.microsoft.com/office/word/2018/wordml/cex" xmlns:w16cid="http://schemas.microsoft.com/office/word/2016/wordml/cid" xmlns:w16="http://schemas.microsoft.com/office/word/2018/wordml" xmlns:w16sdtdh="http://schemas.microsoft.com/office/word/2020/wordml/sdtdatahash" xmlns:w16se="http://schemas.microsoft.com/office/word/2015/wordml/symex" xmlns:wpg="http://schemas.microsoft.com/office/word/2010/wordprocessingGroup" xmlns:wpi="http://schemas.microsoft.com/office/word/2010/wordprocessingInk" xmlns:wne="http://schemas.microsoft.com/office/word/2006/wordml" xmlns:wps="http://schemas.microsoft.com/office/word/2010/wordprocessingShape" mc:Ignorable="w14 w15 w16se w16cid w16 w16cex w16sdtdh wp14">
   <w:p>
     <w:pPr>
@@ -541,6 +571,16 @@
   </w:p>
   <w:p/>
   <w:p/>
+</w:hdr>
+</file>
+
+<file path=word/header3.xml><?xml version="1.0" encoding="utf-8"?>
+<w:hdr xmlns:wpc="http://schemas.microsoft.com/office/word/2010/wordprocessingCanvas" xmlns:cx="http://schemas.microsoft.com/office/drawing/2014/chartex" xmlns:cx1="http://schemas.microsoft.com/office/drawing/2015/9/8/chartex" xmlns:cx2="http://schemas.microsoft.com/office/drawing/2015/10/21/chartex" xmlns:cx3="http://schemas.microsoft.com/office/drawing/2016/5/9/chartex" xmlns:cx4="http://schemas.microsoft.com/office/drawing/2016/5/10/chartex" xmlns:cx5="http://schemas.microsoft.com/office/drawing/2016/5/11/chartex" xmlns:cx6="http://schemas.microsoft.com/office/drawing/2016/5/12/chartex" xmlns:cx7="http://schemas.microsoft.com/office/drawing/2016/5/13/chartex" xmlns:cx8="http://schemas.microsoft.com/office/drawing/2016/5/14/chartex" xmlns:mc="http://schemas.openxmlformats.org/markup-compatibility/2006" xmlns:aink="http://schemas.microsoft.com/office/drawing/2016/ink" xmlns:am3d="http://schemas.microsoft.com/office/drawing/2017/model3d" xmlns:o="urn:schemas-microsoft-com:office:office" xmlns:oel="http://schemas.microsoft.com/office/2019/extlst" xmlns:r="http://schemas.openxmlformats.org/officeDocument/2006/relationships" xmlns:m="http://schemas.openxmlformats.org/officeDocument/2006/math" xmlns:v="urn:schemas-microsoft-com:vml" xmlns:wp14="http://schemas.microsoft.com/office/word/2010/wordprocessingDrawing" xmlns:wp="http://schemas.openxmlformats.org/drawingml/2006/wordprocessingDrawing" xmlns:w10="urn:schemas-microsoft-com:office:word" xmlns:w="http://schemas.openxmlformats.org/wordprocessingml/2006/main" xmlns:w14="http://schemas.microsoft.com/office/word/2010/wordml" xmlns:w15="http://schemas.microsoft.com/office/word/2012/wordml" xmlns:w16cex="http://schemas.microsoft.com/office/word/2018/wordml/cex" xmlns:w16cid="http://schemas.microsoft.com/office/word/2016/wordml/cid" xmlns:w16="http://schemas.microsoft.com/office/word/2018/wordml" xmlns:w16sdtdh="http://schemas.microsoft.com/office/word/2020/wordml/sdtdatahash" xmlns:w16se="http://schemas.microsoft.com/office/word/2015/wordml/symex" xmlns:wpg="http://schemas.microsoft.com/office/word/2010/wordprocessingGroup" xmlns:wpi="http://schemas.microsoft.com/office/word/2010/wordprocessingInk" xmlns:wne="http://schemas.microsoft.com/office/word/2006/wordml" xmlns:wps="http://schemas.microsoft.com/office/word/2010/wordprocessingShape" mc:Ignorable="w14 w15 w16se w16cid w16 w16cex w16sdtdh wp14">
+  <w:p>
+    <w:pPr>
+      <w:pStyle w:val="Intestazione"/>
+    </w:pPr>
+  </w:p>
 </w:hdr>
 </file>
 
@@ -5279,19 +5319,12 @@
 </file>
 
 <file path=customXml/item1.xml><?xml version="1.0" encoding="utf-8"?>
-<b:Sources xmlns:b="http://schemas.openxmlformats.org/officeDocument/2006/bibliography" xmlns="http://schemas.openxmlformats.org/officeDocument/2006/bibliography" SelectedStyle="\APASixthEditionOfficeOnline.xsl" StyleName="APA" Version="6"/>
+<p:properties xmlns:p="http://schemas.microsoft.com/office/2006/metadata/properties" xmlns:xsi="http://www.w3.org/2001/XMLSchema-instance" xmlns:pc="http://schemas.microsoft.com/office/infopath/2007/PartnerControls">
+  <documentManagement/>
+</p:properties>
 </file>
 
 <file path=customXml/item2.xml><?xml version="1.0" encoding="utf-8"?>
-<?mso-contentType ?>
-<FormTemplates xmlns="http://schemas.microsoft.com/sharepoint/v3/contenttype/forms">
-  <Display>DocumentLibraryForm</Display>
-  <Edit>DocumentLibraryForm</Edit>
-  <New>DocumentLibraryForm</New>
-</FormTemplates>
-</file>
-
-<file path=customXml/item3.xml><?xml version="1.0" encoding="utf-8"?>
 <ct:contentTypeSchema xmlns:ct="http://schemas.microsoft.com/office/2006/metadata/contentType" xmlns:ma="http://schemas.microsoft.com/office/2006/metadata/properties/metaAttributes" ct:_="" ma:_="" ma:contentTypeName="Documento" ma:contentTypeID="0x01010051834B6C37FF2845B0A4C56940BECE9B" ma:contentTypeVersion="5" ma:contentTypeDescription="Creare un nuovo documento." ma:contentTypeScope="" ma:versionID="effab9cc1f57b3177c50b32270be8a4a">
   <xsd:schema xmlns:xsd="http://www.w3.org/2001/XMLSchema" xmlns:xs="http://www.w3.org/2001/XMLSchema" xmlns:p="http://schemas.microsoft.com/office/2006/metadata/properties" xmlns:ns2="40e358bb-7da9-47a1-a3fe-3789a503302b" xmlns:ns3="eaa38b9f-64d0-4f79-9204-e3d55ae369ec" targetNamespace="http://schemas.microsoft.com/office/2006/metadata/properties" ma:root="true" ma:fieldsID="3b589c657c020184d2a8d81b920a41cf" ns2:_="" ns3:_="">
     <xsd:import namespace="40e358bb-7da9-47a1-a3fe-3789a503302b"/>
@@ -5462,29 +5495,29 @@
 </ct:contentTypeSchema>
 </file>
 
+<file path=customXml/item3.xml><?xml version="1.0" encoding="utf-8"?>
+<?mso-contentType ?>
+<FormTemplates xmlns="http://schemas.microsoft.com/sharepoint/v3/contenttype/forms">
+  <Display>DocumentLibraryForm</Display>
+  <Edit>DocumentLibraryForm</Edit>
+  <New>DocumentLibraryForm</New>
+</FormTemplates>
+</file>
+
 <file path=customXml/item4.xml><?xml version="1.0" encoding="utf-8"?>
-<p:properties xmlns:p="http://schemas.microsoft.com/office/2006/metadata/properties" xmlns:xsi="http://www.w3.org/2001/XMLSchema-instance" xmlns:pc="http://schemas.microsoft.com/office/infopath/2007/PartnerControls">
-  <documentManagement/>
-</p:properties>
+<b:Sources xmlns:b="http://schemas.openxmlformats.org/officeDocument/2006/bibliography" xmlns="http://schemas.openxmlformats.org/officeDocument/2006/bibliography" SelectedStyle="\APASixthEditionOfficeOnline.xsl" StyleName="APA" Version="6"/>
 </file>
 
 <file path=customXml/itemProps1.xml><?xml version="1.0" encoding="utf-8"?>
-<ds:datastoreItem xmlns:ds="http://schemas.openxmlformats.org/officeDocument/2006/customXml" ds:itemID="{682624CC-0428-4C2E-9587-431A3FCA7AB2}">
+<ds:datastoreItem xmlns:ds="http://schemas.openxmlformats.org/officeDocument/2006/customXml" ds:itemID="{A805E57F-5E18-47DA-A720-180778A9F404}">
   <ds:schemaRefs>
-    <ds:schemaRef ds:uri="http://schemas.openxmlformats.org/officeDocument/2006/bibliography"/>
+    <ds:schemaRef ds:uri="http://schemas.microsoft.com/office/2006/metadata/properties"/>
+    <ds:schemaRef ds:uri="http://schemas.microsoft.com/office/infopath/2007/PartnerControls"/>
   </ds:schemaRefs>
 </ds:datastoreItem>
 </file>
 
 <file path=customXml/itemProps2.xml><?xml version="1.0" encoding="utf-8"?>
-<ds:datastoreItem xmlns:ds="http://schemas.openxmlformats.org/officeDocument/2006/customXml" ds:itemID="{54FB76EF-96BB-4AD6-B133-E904729D3ABC}">
-  <ds:schemaRefs>
-    <ds:schemaRef ds:uri="http://schemas.microsoft.com/sharepoint/v3/contenttype/forms"/>
-  </ds:schemaRefs>
-</ds:datastoreItem>
-</file>
-
-<file path=customXml/itemProps3.xml><?xml version="1.0" encoding="utf-8"?>
 <ds:datastoreItem xmlns:ds="http://schemas.openxmlformats.org/officeDocument/2006/customXml" ds:itemID="{515AAC3D-FF62-4699-97BC-B9254953B640}">
   <ds:schemaRefs>
     <ds:schemaRef ds:uri="http://schemas.microsoft.com/office/2006/metadata/contentType"/>
@@ -5503,11 +5536,18 @@
 </ds:datastoreItem>
 </file>
 
+<file path=customXml/itemProps3.xml><?xml version="1.0" encoding="utf-8"?>
+<ds:datastoreItem xmlns:ds="http://schemas.openxmlformats.org/officeDocument/2006/customXml" ds:itemID="{54FB76EF-96BB-4AD6-B133-E904729D3ABC}">
+  <ds:schemaRefs>
+    <ds:schemaRef ds:uri="http://schemas.microsoft.com/sharepoint/v3/contenttype/forms"/>
+  </ds:schemaRefs>
+</ds:datastoreItem>
+</file>
+
 <file path=customXml/itemProps4.xml><?xml version="1.0" encoding="utf-8"?>
-<ds:datastoreItem xmlns:ds="http://schemas.openxmlformats.org/officeDocument/2006/customXml" ds:itemID="{A805E57F-5E18-47DA-A720-180778A9F404}">
+<ds:datastoreItem xmlns:ds="http://schemas.openxmlformats.org/officeDocument/2006/customXml" ds:itemID="{682624CC-0428-4C2E-9587-431A3FCA7AB2}">
   <ds:schemaRefs>
-    <ds:schemaRef ds:uri="http://schemas.microsoft.com/office/2006/metadata/properties"/>
-    <ds:schemaRef ds:uri="http://schemas.microsoft.com/office/infopath/2007/PartnerControls"/>
+    <ds:schemaRef ds:uri="http://schemas.openxmlformats.org/officeDocument/2006/bibliography"/>
   </ds:schemaRefs>
 </ds:datastoreItem>
 </file>
--- a/models/PNRR/Intestata_2026.docx
+++ b/models/PNRR/Intestata_2026.docx
@@ -6,14 +6,12 @@
       <w:pPr>
         <w:spacing w:after="0"/>
       </w:pPr>
+      <w:bookmarkStart w:id="0" w:name="bookmark_body"/>
+      <w:bookmarkEnd w:id="0"/>
     </w:p>
     <w:sectPr>
-      <w:headerReference w:type="even" r:id="rId11"/>
-      <w:headerReference w:type="default" r:id="rId12"/>
-      <w:footerReference w:type="even" r:id="rId13"/>
-      <w:footerReference w:type="default" r:id="rId14"/>
-      <w:headerReference w:type="first" r:id="rId15"/>
-      <w:footerReference w:type="first" r:id="rId16"/>
+      <w:headerReference w:type="default" r:id="rId11"/>
+      <w:footerReference w:type="default" r:id="rId12"/>
       <w:type w:val="continuous"/>
       <w:pgSz w:w="11900" w:h="16840"/>
       <w:pgMar w:top="1843" w:right="1134" w:bottom="284" w:left="1134" w:header="283" w:footer="2268" w:gutter="0"/>
@@ -44,16 +42,6 @@
 </file>
 
 <file path=word/footer1.xml><?xml version="1.0" encoding="utf-8"?>
-<w:ftr xmlns:wpc="http://schemas.microsoft.com/office/word/2010/wordprocessingCanvas" xmlns:cx="http://schemas.microsoft.com/office/drawing/2014/chartex" xmlns:cx1="http://schemas.microsoft.com/office/drawing/2015/9/8/chartex" xmlns:cx2="http://schemas.microsoft.com/office/drawing/2015/10/21/chartex" xmlns:cx3="http://schemas.microsoft.com/office/drawing/2016/5/9/chartex" xmlns:cx4="http://schemas.microsoft.com/office/drawing/2016/5/10/chartex" xmlns:cx5="http://schemas.microsoft.com/office/drawing/2016/5/11/chartex" xmlns:cx6="http://schemas.microsoft.com/office/drawing/2016/5/12/chartex" xmlns:cx7="http://schemas.microsoft.com/office/drawing/2016/5/13/chartex" xmlns:cx8="http://schemas.microsoft.com/office/drawing/2016/5/14/chartex" xmlns:mc="http://schemas.openxmlformats.org/markup-compatibility/2006" xmlns:aink="http://schemas.microsoft.com/office/drawing/2016/ink" xmlns:am3d="http://schemas.microsoft.com/office/drawing/2017/model3d" xmlns:o="urn:schemas-microsoft-com:office:office" xmlns:oel="http://schemas.microsoft.com/office/2019/extlst" xmlns:r="http://schemas.openxmlformats.org/officeDocument/2006/relationships" xmlns:m="http://schemas.openxmlformats.org/officeDocument/2006/math" xmlns:v="urn:schemas-microsoft-com:vml" xmlns:wp14="http://schemas.microsoft.com/office/word/2010/wordprocessingDrawing" xmlns:wp="http://schemas.openxmlformats.org/drawingml/2006/wordprocessingDrawing" xmlns:w10="urn:schemas-microsoft-com:office:word" xmlns:w="http://schemas.openxmlformats.org/wordprocessingml/2006/main" xmlns:w14="http://schemas.microsoft.com/office/word/2010/wordml" xmlns:w15="http://schemas.microsoft.com/office/word/2012/wordml" xmlns:w16cex="http://schemas.microsoft.com/office/word/2018/wordml/cex" xmlns:w16cid="http://schemas.microsoft.com/office/word/2016/wordml/cid" xmlns:w16="http://schemas.microsoft.com/office/word/2018/wordml" xmlns:w16sdtdh="http://schemas.microsoft.com/office/word/2020/wordml/sdtdatahash" xmlns:w16se="http://schemas.microsoft.com/office/word/2015/wordml/symex" xmlns:wpg="http://schemas.microsoft.com/office/word/2010/wordprocessingGroup" xmlns:wpi="http://schemas.microsoft.com/office/word/2010/wordprocessingInk" xmlns:wne="http://schemas.microsoft.com/office/word/2006/wordml" xmlns:wps="http://schemas.microsoft.com/office/word/2010/wordprocessingShape" mc:Ignorable="w14 w15 w16se w16cid w16 w16cex w16sdtdh wp14">
-  <w:p>
-    <w:pPr>
-      <w:pStyle w:val="Pidipagina"/>
-    </w:pPr>
-  </w:p>
-</w:ftr>
-</file>
-
-<file path=word/footer2.xml><?xml version="1.0" encoding="utf-8"?>
 <w:ftr xmlns:wpc="http://schemas.microsoft.com/office/word/2010/wordprocessingCanvas" xmlns:cx="http://schemas.microsoft.com/office/drawing/2014/chartex" xmlns:cx1="http://schemas.microsoft.com/office/drawing/2015/9/8/chartex" xmlns:cx2="http://schemas.microsoft.com/office/drawing/2015/10/21/chartex" xmlns:cx3="http://schemas.microsoft.com/office/drawing/2016/5/9/chartex" xmlns:cx4="http://schemas.microsoft.com/office/drawing/2016/5/10/chartex" xmlns:cx5="http://schemas.microsoft.com/office/drawing/2016/5/11/chartex" xmlns:cx6="http://schemas.microsoft.com/office/drawing/2016/5/12/chartex" xmlns:cx7="http://schemas.microsoft.com/office/drawing/2016/5/13/chartex" xmlns:cx8="http://schemas.microsoft.com/office/drawing/2016/5/14/chartex" xmlns:mc="http://schemas.openxmlformats.org/markup-compatibility/2006" xmlns:aink="http://schemas.microsoft.com/office/drawing/2016/ink" xmlns:am3d="http://schemas.microsoft.com/office/drawing/2017/model3d" xmlns:o="urn:schemas-microsoft-com:office:office" xmlns:oel="http://schemas.microsoft.com/office/2019/extlst" xmlns:r="http://schemas.openxmlformats.org/officeDocument/2006/relationships" xmlns:m="http://schemas.openxmlformats.org/officeDocument/2006/math" xmlns:v="urn:schemas-microsoft-com:vml" xmlns:wp14="http://schemas.microsoft.com/office/word/2010/wordprocessingDrawing" xmlns:wp="http://schemas.openxmlformats.org/drawingml/2006/wordprocessingDrawing" xmlns:w10="urn:schemas-microsoft-com:office:word" xmlns:w="http://schemas.openxmlformats.org/wordprocessingml/2006/main" xmlns:w14="http://schemas.microsoft.com/office/word/2010/wordml" xmlns:w15="http://schemas.microsoft.com/office/word/2012/wordml" xmlns:w16cex="http://schemas.microsoft.com/office/word/2018/wordml/cex" xmlns:w16cid="http://schemas.microsoft.com/office/word/2016/wordml/cid" xmlns:w16="http://schemas.microsoft.com/office/word/2018/wordml" xmlns:w16sdtdh="http://schemas.microsoft.com/office/word/2020/wordml/sdtdatahash" xmlns:w16se="http://schemas.microsoft.com/office/word/2015/wordml/symex" xmlns:wpg="http://schemas.microsoft.com/office/word/2010/wordprocessingGroup" xmlns:wpi="http://schemas.microsoft.com/office/word/2010/wordprocessingInk" xmlns:wne="http://schemas.microsoft.com/office/word/2006/wordml" xmlns:wps="http://schemas.microsoft.com/office/word/2010/wordprocessingShape" mc:Ignorable="w14 w15 w16se w16cid w16 w16cex w16sdtdh wp14">
   <w:tbl>
     <w:tblPr>
@@ -93,14 +81,14 @@
               <w:noProof/>
             </w:rPr>
           </w:pPr>
-          <w:bookmarkStart w:id="0" w:name="bookmark_footers"/>
+          <w:bookmarkStart w:id="1" w:name="bookmark_footers"/>
           <w:r>
             <w:rPr>
               <w:noProof/>
             </w:rPr>
             <w:t>logo</w:t>
           </w:r>
-          <w:bookmarkEnd w:id="0"/>
+          <w:bookmarkEnd w:id="1"/>
         </w:p>
       </w:tc>
       <w:tc>
@@ -456,16 +444,6 @@
 </w:ftr>
 </file>
 
-<file path=word/footer3.xml><?xml version="1.0" encoding="utf-8"?>
-<w:ftr xmlns:wpc="http://schemas.microsoft.com/office/word/2010/wordprocessingCanvas" xmlns:cx="http://schemas.microsoft.com/office/drawing/2014/chartex" xmlns:cx1="http://schemas.microsoft.com/office/drawing/2015/9/8/chartex" xmlns:cx2="http://schemas.microsoft.com/office/drawing/2015/10/21/chartex" xmlns:cx3="http://schemas.microsoft.com/office/drawing/2016/5/9/chartex" xmlns:cx4="http://schemas.microsoft.com/office/drawing/2016/5/10/chartex" xmlns:cx5="http://schemas.microsoft.com/office/drawing/2016/5/11/chartex" xmlns:cx6="http://schemas.microsoft.com/office/drawing/2016/5/12/chartex" xmlns:cx7="http://schemas.microsoft.com/office/drawing/2016/5/13/chartex" xmlns:cx8="http://schemas.microsoft.com/office/drawing/2016/5/14/chartex" xmlns:mc="http://schemas.openxmlformats.org/markup-compatibility/2006" xmlns:aink="http://schemas.microsoft.com/office/drawing/2016/ink" xmlns:am3d="http://schemas.microsoft.com/office/drawing/2017/model3d" xmlns:o="urn:schemas-microsoft-com:office:office" xmlns:oel="http://schemas.microsoft.com/office/2019/extlst" xmlns:r="http://schemas.openxmlformats.org/officeDocument/2006/relationships" xmlns:m="http://schemas.openxmlformats.org/officeDocument/2006/math" xmlns:v="urn:schemas-microsoft-com:vml" xmlns:wp14="http://schemas.microsoft.com/office/word/2010/wordprocessingDrawing" xmlns:wp="http://schemas.openxmlformats.org/drawingml/2006/wordprocessingDrawing" xmlns:w10="urn:schemas-microsoft-com:office:word" xmlns:w="http://schemas.openxmlformats.org/wordprocessingml/2006/main" xmlns:w14="http://schemas.microsoft.com/office/word/2010/wordml" xmlns:w15="http://schemas.microsoft.com/office/word/2012/wordml" xmlns:w16cex="http://schemas.microsoft.com/office/word/2018/wordml/cex" xmlns:w16cid="http://schemas.microsoft.com/office/word/2016/wordml/cid" xmlns:w16="http://schemas.microsoft.com/office/word/2018/wordml" xmlns:w16sdtdh="http://schemas.microsoft.com/office/word/2020/wordml/sdtdatahash" xmlns:w16se="http://schemas.microsoft.com/office/word/2015/wordml/symex" xmlns:wpg="http://schemas.microsoft.com/office/word/2010/wordprocessingGroup" xmlns:wpi="http://schemas.microsoft.com/office/word/2010/wordprocessingInk" xmlns:wne="http://schemas.microsoft.com/office/word/2006/wordml" xmlns:wps="http://schemas.microsoft.com/office/word/2010/wordprocessingShape" mc:Ignorable="w14 w15 w16se w16cid w16 w16cex w16sdtdh wp14">
-  <w:p>
-    <w:pPr>
-      <w:pStyle w:val="Pidipagina"/>
-    </w:pPr>
-  </w:p>
-</w:ftr>
-</file>
-
 <file path=word/footnotes.xml><?xml version="1.0" encoding="utf-8"?>
 <w:footnotes xmlns:wpc="http://schemas.microsoft.com/office/word/2010/wordprocessingCanvas" xmlns:cx="http://schemas.microsoft.com/office/drawing/2014/chartex" xmlns:cx1="http://schemas.microsoft.com/office/drawing/2015/9/8/chartex" xmlns:cx2="http://schemas.microsoft.com/office/drawing/2015/10/21/chartex" xmlns:cx3="http://schemas.microsoft.com/office/drawing/2016/5/9/chartex" xmlns:cx4="http://schemas.microsoft.com/office/drawing/2016/5/10/chartex" xmlns:cx5="http://schemas.microsoft.com/office/drawing/2016/5/11/chartex" xmlns:cx6="http://schemas.microsoft.com/office/drawing/2016/5/12/chartex" xmlns:cx7="http://schemas.microsoft.com/office/drawing/2016/5/13/chartex" xmlns:cx8="http://schemas.microsoft.com/office/drawing/2016/5/14/chartex" xmlns:mc="http://schemas.openxmlformats.org/markup-compatibility/2006" xmlns:aink="http://schemas.microsoft.com/office/drawing/2016/ink" xmlns:am3d="http://schemas.microsoft.com/office/drawing/2017/model3d" xmlns:o="urn:schemas-microsoft-com:office:office" xmlns:oel="http://schemas.microsoft.com/office/2019/extlst" xmlns:r="http://schemas.openxmlformats.org/officeDocument/2006/relationships" xmlns:m="http://schemas.openxmlformats.org/officeDocument/2006/math" xmlns:v="urn:schemas-microsoft-com:vml" xmlns:wp14="http://schemas.microsoft.com/office/word/2010/wordprocessingDrawing" xmlns:wp="http://schemas.openxmlformats.org/drawingml/2006/wordprocessingDrawing" xmlns:w10="urn:schemas-microsoft-com:office:word" xmlns:w="http://schemas.openxmlformats.org/wordprocessingml/2006/main" xmlns:w14="http://schemas.microsoft.com/office/word/2010/wordml" xmlns:w15="http://schemas.microsoft.com/office/word/2012/wordml" xmlns:w16cex="http://schemas.microsoft.com/office/word/2018/wordml/cex" xmlns:w16cid="http://schemas.microsoft.com/office/word/2016/wordml/cid" xmlns:w16="http://schemas.microsoft.com/office/word/2018/wordml" xmlns:w16sdtdh="http://schemas.microsoft.com/office/word/2020/wordml/sdtdatahash" xmlns:w16se="http://schemas.microsoft.com/office/word/2015/wordml/symex" xmlns:wpg="http://schemas.microsoft.com/office/word/2010/wordprocessingGroup" xmlns:wpi="http://schemas.microsoft.com/office/word/2010/wordprocessingInk" xmlns:wne="http://schemas.microsoft.com/office/word/2006/wordml" xmlns:wps="http://schemas.microsoft.com/office/word/2010/wordprocessingShape" mc:Ignorable="w14 w15 w16se w16cid w16 w16cex w16sdtdh wp14">
   <w:footnote w:type="separator" w:id="-1">
@@ -486,16 +464,6 @@
 </file>
 
 <file path=word/header1.xml><?xml version="1.0" encoding="utf-8"?>
-<w:hdr xmlns:wpc="http://schemas.microsoft.com/office/word/2010/wordprocessingCanvas" xmlns:cx="http://schemas.microsoft.com/office/drawing/2014/chartex" xmlns:cx1="http://schemas.microsoft.com/office/drawing/2015/9/8/chartex" xmlns:cx2="http://schemas.microsoft.com/office/drawing/2015/10/21/chartex" xmlns:cx3="http://schemas.microsoft.com/office/drawing/2016/5/9/chartex" xmlns:cx4="http://schemas.microsoft.com/office/drawing/2016/5/10/chartex" xmlns:cx5="http://schemas.microsoft.com/office/drawing/2016/5/11/chartex" xmlns:cx6="http://schemas.microsoft.com/office/drawing/2016/5/12/chartex" xmlns:cx7="http://schemas.microsoft.com/office/drawing/2016/5/13/chartex" xmlns:cx8="http://schemas.microsoft.com/office/drawing/2016/5/14/chartex" xmlns:mc="http://schemas.openxmlformats.org/markup-compatibility/2006" xmlns:aink="http://schemas.microsoft.com/office/drawing/2016/ink" xmlns:am3d="http://schemas.microsoft.com/office/drawing/2017/model3d" xmlns:o="urn:schemas-microsoft-com:office:office" xmlns:oel="http://schemas.microsoft.com/office/2019/extlst" xmlns:r="http://schemas.openxmlformats.org/officeDocument/2006/relationships" xmlns:m="http://schemas.openxmlformats.org/officeDocument/2006/math" xmlns:v="urn:schemas-microsoft-com:vml" xmlns:wp14="http://schemas.microsoft.com/office/word/2010/wordprocessingDrawing" xmlns:wp="http://schemas.openxmlformats.org/drawingml/2006/wordprocessingDrawing" xmlns:w10="urn:schemas-microsoft-com:office:word" xmlns:w="http://schemas.openxmlformats.org/wordprocessingml/2006/main" xmlns:w14="http://schemas.microsoft.com/office/word/2010/wordml" xmlns:w15="http://schemas.microsoft.com/office/word/2012/wordml" xmlns:w16cex="http://schemas.microsoft.com/office/word/2018/wordml/cex" xmlns:w16cid="http://schemas.microsoft.com/office/word/2016/wordml/cid" xmlns:w16="http://schemas.microsoft.com/office/word/2018/wordml" xmlns:w16sdtdh="http://schemas.microsoft.com/office/word/2020/wordml/sdtdatahash" xmlns:w16se="http://schemas.microsoft.com/office/word/2015/wordml/symex" xmlns:wpg="http://schemas.microsoft.com/office/word/2010/wordprocessingGroup" xmlns:wpi="http://schemas.microsoft.com/office/word/2010/wordprocessingInk" xmlns:wne="http://schemas.microsoft.com/office/word/2006/wordml" xmlns:wps="http://schemas.microsoft.com/office/word/2010/wordprocessingShape" mc:Ignorable="w14 w15 w16se w16cid w16 w16cex w16sdtdh wp14">
-  <w:p>
-    <w:pPr>
-      <w:pStyle w:val="Intestazione"/>
-    </w:pPr>
-  </w:p>
-</w:hdr>
-</file>
-
-<file path=word/header2.xml><?xml version="1.0" encoding="utf-8"?>
 <w:hdr xmlns:wpc="http://schemas.microsoft.com/office/word/2010/wordprocessingCanvas" xmlns:cx="http://schemas.microsoft.com/office/drawing/2014/chartex" xmlns:cx1="http://schemas.microsoft.com/office/drawing/2015/9/8/chartex" xmlns:cx2="http://schemas.microsoft.com/office/drawing/2015/10/21/chartex" xmlns:cx3="http://schemas.microsoft.com/office/drawing/2016/5/9/chartex" xmlns:cx4="http://schemas.microsoft.com/office/drawing/2016/5/10/chartex" xmlns:cx5="http://schemas.microsoft.com/office/drawing/2016/5/11/chartex" xmlns:cx6="http://schemas.microsoft.com/office/drawing/2016/5/12/chartex" xmlns:cx7="http://schemas.microsoft.com/office/drawing/2016/5/13/chartex" xmlns:cx8="http://schemas.microsoft.com/office/drawing/2016/5/14/chartex" xmlns:mc="http://schemas.openxmlformats.org/markup-compatibility/2006" xmlns:aink="http://schemas.microsoft.com/office/drawing/2016/ink" xmlns:am3d="http://schemas.microsoft.com/office/drawing/2017/model3d" xmlns:o="urn:schemas-microsoft-com:office:office" xmlns:oel="http://schemas.microsoft.com/office/2019/extlst" xmlns:r="http://schemas.openxmlformats.org/officeDocument/2006/relationships" xmlns:m="http://schemas.openxmlformats.org/officeDocument/2006/math" xmlns:v="urn:schemas-microsoft-com:vml" xmlns:wp14="http://schemas.microsoft.com/office/word/2010/wordprocessingDrawing" xmlns:wp="http://schemas.openxmlformats.org/drawingml/2006/wordprocessingDrawing" xmlns:w10="urn:schemas-microsoft-com:office:word" xmlns:w="http://schemas.openxmlformats.org/wordprocessingml/2006/main" xmlns:w14="http://schemas.microsoft.com/office/word/2010/wordml" xmlns:w15="http://schemas.microsoft.com/office/word/2012/wordml" xmlns:w16cex="http://schemas.microsoft.com/office/word/2018/wordml/cex" xmlns:w16cid="http://schemas.microsoft.com/office/word/2016/wordml/cid" xmlns:w16="http://schemas.microsoft.com/office/word/2018/wordml" xmlns:w16sdtdh="http://schemas.microsoft.com/office/word/2020/wordml/sdtdatahash" xmlns:w16se="http://schemas.microsoft.com/office/word/2015/wordml/symex" xmlns:wpg="http://schemas.microsoft.com/office/word/2010/wordprocessingGroup" xmlns:wpi="http://schemas.microsoft.com/office/word/2010/wordprocessingInk" xmlns:wne="http://schemas.microsoft.com/office/word/2006/wordml" xmlns:wps="http://schemas.microsoft.com/office/word/2010/wordprocessingShape" mc:Ignorable="w14 w15 w16se w16cid w16 w16cex w16sdtdh wp14">
   <w:p>
     <w:pPr>
@@ -571,16 +539,6 @@
   </w:p>
   <w:p/>
   <w:p/>
-</w:hdr>
-</file>
-
-<file path=word/header3.xml><?xml version="1.0" encoding="utf-8"?>
-<w:hdr xmlns:wpc="http://schemas.microsoft.com/office/word/2010/wordprocessingCanvas" xmlns:cx="http://schemas.microsoft.com/office/drawing/2014/chartex" xmlns:cx1="http://schemas.microsoft.com/office/drawing/2015/9/8/chartex" xmlns:cx2="http://schemas.microsoft.com/office/drawing/2015/10/21/chartex" xmlns:cx3="http://schemas.microsoft.com/office/drawing/2016/5/9/chartex" xmlns:cx4="http://schemas.microsoft.com/office/drawing/2016/5/10/chartex" xmlns:cx5="http://schemas.microsoft.com/office/drawing/2016/5/11/chartex" xmlns:cx6="http://schemas.microsoft.com/office/drawing/2016/5/12/chartex" xmlns:cx7="http://schemas.microsoft.com/office/drawing/2016/5/13/chartex" xmlns:cx8="http://schemas.microsoft.com/office/drawing/2016/5/14/chartex" xmlns:mc="http://schemas.openxmlformats.org/markup-compatibility/2006" xmlns:aink="http://schemas.microsoft.com/office/drawing/2016/ink" xmlns:am3d="http://schemas.microsoft.com/office/drawing/2017/model3d" xmlns:o="urn:schemas-microsoft-com:office:office" xmlns:oel="http://schemas.microsoft.com/office/2019/extlst" xmlns:r="http://schemas.openxmlformats.org/officeDocument/2006/relationships" xmlns:m="http://schemas.openxmlformats.org/officeDocument/2006/math" xmlns:v="urn:schemas-microsoft-com:vml" xmlns:wp14="http://schemas.microsoft.com/office/word/2010/wordprocessingDrawing" xmlns:wp="http://schemas.openxmlformats.org/drawingml/2006/wordprocessingDrawing" xmlns:w10="urn:schemas-microsoft-com:office:word" xmlns:w="http://schemas.openxmlformats.org/wordprocessingml/2006/main" xmlns:w14="http://schemas.microsoft.com/office/word/2010/wordml" xmlns:w15="http://schemas.microsoft.com/office/word/2012/wordml" xmlns:w16cex="http://schemas.microsoft.com/office/word/2018/wordml/cex" xmlns:w16cid="http://schemas.microsoft.com/office/word/2016/wordml/cid" xmlns:w16="http://schemas.microsoft.com/office/word/2018/wordml" xmlns:w16sdtdh="http://schemas.microsoft.com/office/word/2020/wordml/sdtdatahash" xmlns:w16se="http://schemas.microsoft.com/office/word/2015/wordml/symex" xmlns:wpg="http://schemas.microsoft.com/office/word/2010/wordprocessingGroup" xmlns:wpi="http://schemas.microsoft.com/office/word/2010/wordprocessingInk" xmlns:wne="http://schemas.microsoft.com/office/word/2006/wordml" xmlns:wps="http://schemas.microsoft.com/office/word/2010/wordprocessingShape" mc:Ignorable="w14 w15 w16se w16cid w16 w16cex w16sdtdh wp14">
-  <w:p>
-    <w:pPr>
-      <w:pStyle w:val="Intestazione"/>
-    </w:pPr>
-  </w:p>
 </w:hdr>
 </file>
 
@@ -5319,12 +5277,6 @@
 </file>
 
 <file path=customXml/item1.xml><?xml version="1.0" encoding="utf-8"?>
-<p:properties xmlns:p="http://schemas.microsoft.com/office/2006/metadata/properties" xmlns:xsi="http://www.w3.org/2001/XMLSchema-instance" xmlns:pc="http://schemas.microsoft.com/office/infopath/2007/PartnerControls">
-  <documentManagement/>
-</p:properties>
-</file>
-
-<file path=customXml/item2.xml><?xml version="1.0" encoding="utf-8"?>
 <ct:contentTypeSchema xmlns:ct="http://schemas.microsoft.com/office/2006/metadata/contentType" xmlns:ma="http://schemas.microsoft.com/office/2006/metadata/properties/metaAttributes" ct:_="" ma:_="" ma:contentTypeName="Documento" ma:contentTypeID="0x01010051834B6C37FF2845B0A4C56940BECE9B" ma:contentTypeVersion="5" ma:contentTypeDescription="Creare un nuovo documento." ma:contentTypeScope="" ma:versionID="effab9cc1f57b3177c50b32270be8a4a">
   <xsd:schema xmlns:xsd="http://www.w3.org/2001/XMLSchema" xmlns:xs="http://www.w3.org/2001/XMLSchema" xmlns:p="http://schemas.microsoft.com/office/2006/metadata/properties" xmlns:ns2="40e358bb-7da9-47a1-a3fe-3789a503302b" xmlns:ns3="eaa38b9f-64d0-4f79-9204-e3d55ae369ec" targetNamespace="http://schemas.microsoft.com/office/2006/metadata/properties" ma:root="true" ma:fieldsID="3b589c657c020184d2a8d81b920a41cf" ns2:_="" ns3:_="">
     <xsd:import namespace="40e358bb-7da9-47a1-a3fe-3789a503302b"/>
@@ -5495,7 +5447,17 @@
 </ct:contentTypeSchema>
 </file>
 
+<file path=customXml/item2.xml><?xml version="1.0" encoding="utf-8"?>
+<p:properties xmlns:p="http://schemas.microsoft.com/office/2006/metadata/properties" xmlns:xsi="http://www.w3.org/2001/XMLSchema-instance" xmlns:pc="http://schemas.microsoft.com/office/infopath/2007/PartnerControls">
+  <documentManagement/>
+</p:properties>
+</file>
+
 <file path=customXml/item3.xml><?xml version="1.0" encoding="utf-8"?>
+<b:Sources xmlns:b="http://schemas.openxmlformats.org/officeDocument/2006/bibliography" xmlns="http://schemas.openxmlformats.org/officeDocument/2006/bibliography" SelectedStyle="\APASixthEditionOfficeOnline.xsl" StyleName="APA" Version="6"/>
+</file>
+
+<file path=customXml/item4.xml><?xml version="1.0" encoding="utf-8"?>
 <?mso-contentType ?>
 <FormTemplates xmlns="http://schemas.microsoft.com/sharepoint/v3/contenttype/forms">
   <Display>DocumentLibraryForm</Display>
@@ -5504,20 +5466,7 @@
 </FormTemplates>
 </file>
 
-<file path=customXml/item4.xml><?xml version="1.0" encoding="utf-8"?>
-<b:Sources xmlns:b="http://schemas.openxmlformats.org/officeDocument/2006/bibliography" xmlns="http://schemas.openxmlformats.org/officeDocument/2006/bibliography" SelectedStyle="\APASixthEditionOfficeOnline.xsl" StyleName="APA" Version="6"/>
-</file>
-
 <file path=customXml/itemProps1.xml><?xml version="1.0" encoding="utf-8"?>
-<ds:datastoreItem xmlns:ds="http://schemas.openxmlformats.org/officeDocument/2006/customXml" ds:itemID="{A805E57F-5E18-47DA-A720-180778A9F404}">
-  <ds:schemaRefs>
-    <ds:schemaRef ds:uri="http://schemas.microsoft.com/office/2006/metadata/properties"/>
-    <ds:schemaRef ds:uri="http://schemas.microsoft.com/office/infopath/2007/PartnerControls"/>
-  </ds:schemaRefs>
-</ds:datastoreItem>
-</file>
-
-<file path=customXml/itemProps2.xml><?xml version="1.0" encoding="utf-8"?>
 <ds:datastoreItem xmlns:ds="http://schemas.openxmlformats.org/officeDocument/2006/customXml" ds:itemID="{515AAC3D-FF62-4699-97BC-B9254953B640}">
   <ds:schemaRefs>
     <ds:schemaRef ds:uri="http://schemas.microsoft.com/office/2006/metadata/contentType"/>
@@ -5536,18 +5485,27 @@
 </ds:datastoreItem>
 </file>
 
+<file path=customXml/itemProps2.xml><?xml version="1.0" encoding="utf-8"?>
+<ds:datastoreItem xmlns:ds="http://schemas.openxmlformats.org/officeDocument/2006/customXml" ds:itemID="{A805E57F-5E18-47DA-A720-180778A9F404}">
+  <ds:schemaRefs>
+    <ds:schemaRef ds:uri="http://schemas.microsoft.com/office/2006/metadata/properties"/>
+    <ds:schemaRef ds:uri="http://schemas.microsoft.com/office/infopath/2007/PartnerControls"/>
+  </ds:schemaRefs>
+</ds:datastoreItem>
+</file>
+
 <file path=customXml/itemProps3.xml><?xml version="1.0" encoding="utf-8"?>
+<ds:datastoreItem xmlns:ds="http://schemas.openxmlformats.org/officeDocument/2006/customXml" ds:itemID="{682624CC-0428-4C2E-9587-431A3FCA7AB2}">
+  <ds:schemaRefs>
+    <ds:schemaRef ds:uri="http://schemas.openxmlformats.org/officeDocument/2006/bibliography"/>
+  </ds:schemaRefs>
+</ds:datastoreItem>
+</file>
+
+<file path=customXml/itemProps4.xml><?xml version="1.0" encoding="utf-8"?>
 <ds:datastoreItem xmlns:ds="http://schemas.openxmlformats.org/officeDocument/2006/customXml" ds:itemID="{54FB76EF-96BB-4AD6-B133-E904729D3ABC}">
   <ds:schemaRefs>
     <ds:schemaRef ds:uri="http://schemas.microsoft.com/sharepoint/v3/contenttype/forms"/>
   </ds:schemaRefs>
 </ds:datastoreItem>
-</file>
-
-<file path=customXml/itemProps4.xml><?xml version="1.0" encoding="utf-8"?>
-<ds:datastoreItem xmlns:ds="http://schemas.openxmlformats.org/officeDocument/2006/customXml" ds:itemID="{682624CC-0428-4C2E-9587-431A3FCA7AB2}">
-  <ds:schemaRefs>
-    <ds:schemaRef ds:uri="http://schemas.openxmlformats.org/officeDocument/2006/bibliography"/>
-  </ds:schemaRefs>
-</ds:datastoreItem>
 </file>
--- a/models/PNRR/Intestata_2026.docx
+++ b/models/PNRR/Intestata_2026.docx
@@ -81,14 +81,14 @@
               <w:noProof/>
             </w:rPr>
           </w:pPr>
-          <w:bookmarkStart w:id="1" w:name="bookmark_footers"/>
+          <w:bookmarkStart w:id="2" w:name="bookmark_footers"/>
           <w:r>
             <w:rPr>
               <w:noProof/>
             </w:rPr>
             <w:t>logo</w:t>
           </w:r>
-          <w:bookmarkEnd w:id="1"/>
+          <w:bookmarkEnd w:id="2"/>
         </w:p>
       </w:tc>
       <w:tc>
@@ -469,6 +469,8 @@
     <w:pPr>
       <w:pStyle w:val="Intestazione"/>
     </w:pPr>
+    <w:bookmarkStart w:id="1" w:name="bookmark_headers"/>
+    <w:bookmarkEnd w:id="1"/>
     <w:r>
       <w:rPr>
         <w:noProof/>
@@ -5277,6 +5279,25 @@
 </file>
 
 <file path=customXml/item1.xml><?xml version="1.0" encoding="utf-8"?>
+<?mso-contentType ?>
+<FormTemplates xmlns="http://schemas.microsoft.com/sharepoint/v3/contenttype/forms">
+  <Display>DocumentLibraryForm</Display>
+  <Edit>DocumentLibraryForm</Edit>
+  <New>DocumentLibraryForm</New>
+</FormTemplates>
+</file>
+
+<file path=customXml/item2.xml><?xml version="1.0" encoding="utf-8"?>
+<b:Sources xmlns:b="http://schemas.openxmlformats.org/officeDocument/2006/bibliography" xmlns="http://schemas.openxmlformats.org/officeDocument/2006/bibliography" SelectedStyle="\APASixthEditionOfficeOnline.xsl" StyleName="APA" Version="6"/>
+</file>
+
+<file path=customXml/item3.xml><?xml version="1.0" encoding="utf-8"?>
+<p:properties xmlns:p="http://schemas.microsoft.com/office/2006/metadata/properties" xmlns:xsi="http://www.w3.org/2001/XMLSchema-instance" xmlns:pc="http://schemas.microsoft.com/office/infopath/2007/PartnerControls">
+  <documentManagement/>
+</p:properties>
+</file>
+
+<file path=customXml/item4.xml><?xml version="1.0" encoding="utf-8"?>
 <ct:contentTypeSchema xmlns:ct="http://schemas.microsoft.com/office/2006/metadata/contentType" xmlns:ma="http://schemas.microsoft.com/office/2006/metadata/properties/metaAttributes" ct:_="" ma:_="" ma:contentTypeName="Documento" ma:contentTypeID="0x01010051834B6C37FF2845B0A4C56940BECE9B" ma:contentTypeVersion="5" ma:contentTypeDescription="Creare un nuovo documento." ma:contentTypeScope="" ma:versionID="effab9cc1f57b3177c50b32270be8a4a">
   <xsd:schema xmlns:xsd="http://www.w3.org/2001/XMLSchema" xmlns:xs="http://www.w3.org/2001/XMLSchema" xmlns:p="http://schemas.microsoft.com/office/2006/metadata/properties" xmlns:ns2="40e358bb-7da9-47a1-a3fe-3789a503302b" xmlns:ns3="eaa38b9f-64d0-4f79-9204-e3d55ae369ec" targetNamespace="http://schemas.microsoft.com/office/2006/metadata/properties" ma:root="true" ma:fieldsID="3b589c657c020184d2a8d81b920a41cf" ns2:_="" ns3:_="">
     <xsd:import namespace="40e358bb-7da9-47a1-a3fe-3789a503302b"/>
@@ -5447,26 +5468,32 @@
 </ct:contentTypeSchema>
 </file>
 
-<file path=customXml/item2.xml><?xml version="1.0" encoding="utf-8"?>
-<p:properties xmlns:p="http://schemas.microsoft.com/office/2006/metadata/properties" xmlns:xsi="http://www.w3.org/2001/XMLSchema-instance" xmlns:pc="http://schemas.microsoft.com/office/infopath/2007/PartnerControls">
-  <documentManagement/>
-</p:properties>
+<file path=customXml/itemProps1.xml><?xml version="1.0" encoding="utf-8"?>
+<ds:datastoreItem xmlns:ds="http://schemas.openxmlformats.org/officeDocument/2006/customXml" ds:itemID="{54FB76EF-96BB-4AD6-B133-E904729D3ABC}">
+  <ds:schemaRefs>
+    <ds:schemaRef ds:uri="http://schemas.microsoft.com/sharepoint/v3/contenttype/forms"/>
+  </ds:schemaRefs>
+</ds:datastoreItem>
 </file>
 
-<file path=customXml/item3.xml><?xml version="1.0" encoding="utf-8"?>
-<b:Sources xmlns:b="http://schemas.openxmlformats.org/officeDocument/2006/bibliography" xmlns="http://schemas.openxmlformats.org/officeDocument/2006/bibliography" SelectedStyle="\APASixthEditionOfficeOnline.xsl" StyleName="APA" Version="6"/>
+<file path=customXml/itemProps2.xml><?xml version="1.0" encoding="utf-8"?>
+<ds:datastoreItem xmlns:ds="http://schemas.openxmlformats.org/officeDocument/2006/customXml" ds:itemID="{682624CC-0428-4C2E-9587-431A3FCA7AB2}">
+  <ds:schemaRefs>
+    <ds:schemaRef ds:uri="http://schemas.openxmlformats.org/officeDocument/2006/bibliography"/>
+  </ds:schemaRefs>
+</ds:datastoreItem>
 </file>
 
-<file path=customXml/item4.xml><?xml version="1.0" encoding="utf-8"?>
-<?mso-contentType ?>
-<FormTemplates xmlns="http://schemas.microsoft.com/sharepoint/v3/contenttype/forms">
-  <Display>DocumentLibraryForm</Display>
-  <Edit>DocumentLibraryForm</Edit>
-  <New>DocumentLibraryForm</New>
-</FormTemplates>
+<file path=customXml/itemProps3.xml><?xml version="1.0" encoding="utf-8"?>
+<ds:datastoreItem xmlns:ds="http://schemas.openxmlformats.org/officeDocument/2006/customXml" ds:itemID="{A805E57F-5E18-47DA-A720-180778A9F404}">
+  <ds:schemaRefs>
+    <ds:schemaRef ds:uri="http://schemas.microsoft.com/office/2006/metadata/properties"/>
+    <ds:schemaRef ds:uri="http://schemas.microsoft.com/office/infopath/2007/PartnerControls"/>
+  </ds:schemaRefs>
+</ds:datastoreItem>
 </file>
 
-<file path=customXml/itemProps1.xml><?xml version="1.0" encoding="utf-8"?>
+<file path=customXml/itemProps4.xml><?xml version="1.0" encoding="utf-8"?>
 <ds:datastoreItem xmlns:ds="http://schemas.openxmlformats.org/officeDocument/2006/customXml" ds:itemID="{515AAC3D-FF62-4699-97BC-B9254953B640}">
   <ds:schemaRefs>
     <ds:schemaRef ds:uri="http://schemas.microsoft.com/office/2006/metadata/contentType"/>
@@ -5483,29 +5510,4 @@
     <ds:schemaRef ds:uri="http://schemas.microsoft.com/internal/obd"/>
   </ds:schemaRefs>
 </ds:datastoreItem>
-</file>
-
-<file path=customXml/itemProps2.xml><?xml version="1.0" encoding="utf-8"?>
-<ds:datastoreItem xmlns:ds="http://schemas.openxmlformats.org/officeDocument/2006/customXml" ds:itemID="{A805E57F-5E18-47DA-A720-180778A9F404}">
-  <ds:schemaRefs>
-    <ds:schemaRef ds:uri="http://schemas.microsoft.com/office/2006/metadata/properties"/>
-    <ds:schemaRef ds:uri="http://schemas.microsoft.com/office/infopath/2007/PartnerControls"/>
-  </ds:schemaRefs>
-</ds:datastoreItem>
-</file>
-
-<file path=customXml/itemProps3.xml><?xml version="1.0" encoding="utf-8"?>
-<ds:datastoreItem xmlns:ds="http://schemas.openxmlformats.org/officeDocument/2006/customXml" ds:itemID="{682624CC-0428-4C2E-9587-431A3FCA7AB2}">
-  <ds:schemaRefs>
-    <ds:schemaRef ds:uri="http://schemas.openxmlformats.org/officeDocument/2006/bibliography"/>
-  </ds:schemaRefs>
-</ds:datastoreItem>
-</file>
-
-<file path=customXml/itemProps4.xml><?xml version="1.0" encoding="utf-8"?>
-<ds:datastoreItem xmlns:ds="http://schemas.openxmlformats.org/officeDocument/2006/customXml" ds:itemID="{54FB76EF-96BB-4AD6-B133-E904729D3ABC}">
-  <ds:schemaRefs>
-    <ds:schemaRef ds:uri="http://schemas.microsoft.com/sharepoint/v3/contenttype/forms"/>
-  </ds:schemaRefs>
-</ds:datastoreItem>
 </file>